--- a/flow/20230927_hours/triodion-lent/тиждень-7/7-1.docx
+++ b/flow/20230927_hours/triodion-lent/тиждень-7/7-1.docx
@@ -59,56 +59,68 @@
     </w:p>
     <w:p>
       <w:pPr>
-        <w:rPr>
-          <w:rFonts w:ascii="Times New Roman" w:hAnsi="Times New Roman"/>
-          <w:sz w:val="24"/>
-        </w:rPr>
-      </w:pPr>
-      <w:r>
-        <w:rPr>
-          <w:rFonts w:ascii="Times New Roman" w:hAnsi="Times New Roman"/>
-          <w:i/>
-          <w:color w:val="FF0000"/>
-          <w:sz w:val="24"/>
-        </w:rPr>
-        <w:t xml:space="preserve">Вірні: </w:t>
-      </w:r>
-      <w:r>
-        <w:rPr>
-          <w:rFonts w:ascii="Times New Roman" w:hAnsi="Times New Roman"/>
-          <w:sz w:val="24"/>
-        </w:rPr>
-        <w:t>Амінь. Слава тобі, Боже наш, слава тобі.</w:t>
-      </w:r>
-    </w:p>
-    <w:p>
-      <w:pPr>
-        <w:rPr>
-          <w:rFonts w:ascii="Times New Roman" w:hAnsi="Times New Roman"/>
-          <w:sz w:val="24"/>
-        </w:rPr>
-      </w:pPr>
-      <w:r>
-        <w:rPr>
-          <w:rFonts w:ascii="Times New Roman" w:hAnsi="Times New Roman"/>
-          <w:sz w:val="24"/>
-        </w:rPr>
-        <w:t>Царю небесний, утішителю, Душе істини,* що всюди єси і все наповняєш,* скарбе дібр і життя подателю,* прийди і вселися в нас,* і очисти нас від усякої скверни,* і спаси, Благий, душі наші.</w:t>
-      </w:r>
-    </w:p>
-    <w:p>
-      <w:pPr>
-        <w:rPr>
-          <w:rFonts w:ascii="Times New Roman" w:hAnsi="Times New Roman"/>
-          <w:sz w:val="24"/>
-        </w:rPr>
-      </w:pPr>
-      <w:r>
-        <w:rPr>
-          <w:rFonts w:ascii="Times New Roman" w:hAnsi="Times New Roman"/>
-          <w:sz w:val="24"/>
-        </w:rPr>
-        <w:t xml:space="preserve">Святий Боже, святий Кріпкий, святий Безсмертний, помилуй нас </w:t>
+        <w:spacing w:after="120"/>
+      </w:pPr>
+      <w:r>
+        <w:rPr>
+          <w:rFonts w:ascii="Times New Roman" w:hAnsi="Times New Roman"/>
+          <w:i/>
+          <w:color w:val="FF0000"/>
+          <w:sz w:val="24"/>
+        </w:rPr>
+        <w:t>Вірні:</w:t>
+      </w:r>
+      <w:r>
+        <w:rPr>
+          <w:rFonts w:ascii="Times New Roman" w:hAnsi="Times New Roman"/>
+          <w:color w:val="FF0000"/>
+          <w:sz w:val="24"/>
+        </w:rPr>
+        <w:t xml:space="preserve"> </w:t>
+      </w:r>
+      <w:r>
+        <w:rPr>
+          <w:rFonts w:ascii="Times New Roman" w:hAnsi="Times New Roman"/>
+          <w:sz w:val="24"/>
+        </w:rPr>
+        <w:t>Амі́нь.</w:t>
+      </w:r>
+    </w:p>
+    <w:p>
+      <w:pPr>
+        <w:spacing w:after="120"/>
+      </w:pPr>
+      <w:r>
+        <w:rPr>
+          <w:rFonts w:ascii="Times New Roman" w:hAnsi="Times New Roman"/>
+          <w:sz w:val="24"/>
+        </w:rPr>
+        <w:t>Сла́ва Тобі́, Бо́же наш, сла́ва Тобі́.</w:t>
+      </w:r>
+    </w:p>
+    <w:p>
+      <w:pPr>
+        <w:spacing w:after="120"/>
+      </w:pPr>
+      <w:r>
+        <w:rPr>
+          <w:rFonts w:ascii="Times New Roman" w:hAnsi="Times New Roman"/>
+          <w:sz w:val="24"/>
+        </w:rPr>
+        <w:t>Ца́рю небе́сний, утіши́телю, Ду́ше íстини,* що всю́ди єси́ і все наповня́єш,* скарбни́це благ і життя́ пода́телю,* прийди́, і всели́ся в нас,* і очи́сти нас від уся́кої скве́рни,* і спаси́, благи́й, ду́ші на́ші.</w:t>
+      </w:r>
+    </w:p>
+    <w:p>
+      <w:pPr>
+        <w:spacing w:after="120"/>
+        <w:jc w:val="both"/>
+      </w:pPr>
+      <w:r>
+        <w:rPr>
+          <w:rFonts w:ascii="Times New Roman" w:hAnsi="Times New Roman"/>
+          <w:sz w:val="24"/>
+        </w:rPr>
+        <w:t xml:space="preserve">Святий Боже, святий Кріпкий, святий Безсмертний, помилуй нас. </w:t>
       </w:r>
       <w:r>
         <w:rPr>
@@ -119,13 +131,174 @@
         </w:rPr>
         <w:t>(3 р.)</w:t>
       </w:r>
-      <w:r>
-        <w:rPr>
-          <w:rFonts w:ascii="Times New Roman" w:hAnsi="Times New Roman"/>
+    </w:p>
+    <w:p>
+      <w:pPr>
+        <w:rPr>
+          <w:rFonts w:ascii="Times New Roman" w:hAnsi="Times New Roman"/>
+          <w:sz w:val="24"/>
+        </w:rPr>
+      </w:pPr>
+      <w:r>
+        <w:rPr>
+          <w:rFonts w:ascii="Times New Roman" w:hAnsi="Times New Roman"/>
+          <w:sz w:val="24"/>
+        </w:rPr>
+        <w:t>Слава Отцю, і Сину, і Святому Духові,* і нині, і повсякчас, і на віки вічні. Амінь.</w:t>
+      </w:r>
+    </w:p>
+    <w:p>
+      <w:pPr>
+        <w:rPr>
+          <w:rFonts w:ascii="Times New Roman" w:hAnsi="Times New Roman"/>
+          <w:sz w:val="24"/>
+        </w:rPr>
+      </w:pPr>
+      <w:r>
+        <w:rPr>
+          <w:rFonts w:ascii="Times New Roman" w:hAnsi="Times New Roman"/>
+          <w:sz w:val="24"/>
+        </w:rPr>
+        <w:t>Пресвята Тройце, помилуй нас;* Господи, очисти гріхи наші;* Владико, прости беззаконня наші;* Святий, завітай і зціли немочі наші імени твого ради.</w:t>
+      </w:r>
+    </w:p>
+    <w:p>
+      <w:pPr>
+        <w:spacing w:after="120"/>
+        <w:jc w:val="both"/>
+      </w:pPr>
+      <w:r>
+        <w:rPr>
+          <w:rFonts w:ascii="Times New Roman" w:hAnsi="Times New Roman"/>
+          <w:sz w:val="24"/>
+        </w:rPr>
+        <w:t xml:space="preserve">Господи, помилуй. </w:t>
+      </w:r>
+      <w:r>
+        <w:rPr>
+          <w:rFonts w:ascii="Times New Roman" w:hAnsi="Times New Roman"/>
+          <w:i/>
+          <w:color w:val="FF0000"/>
+          <w:sz w:val="24"/>
+        </w:rPr>
+        <w:t>(3 р.)</w:t>
+      </w:r>
+    </w:p>
+    <w:p>
+      <w:pPr>
+        <w:rPr>
+          <w:rFonts w:ascii="Times New Roman" w:hAnsi="Times New Roman"/>
+          <w:sz w:val="24"/>
+        </w:rPr>
+      </w:pPr>
+      <w:r>
+        <w:rPr>
+          <w:rFonts w:ascii="Times New Roman" w:hAnsi="Times New Roman"/>
+          <w:sz w:val="24"/>
+        </w:rPr>
+        <w:t>Слава Отцю, і Сину, і Святому Духові* і нині, і повсякчас, і на віки вічні. Амінь.</w:t>
+      </w:r>
+    </w:p>
+    <w:p>
+      <w:pPr>
+        <w:rPr>
+          <w:rFonts w:ascii="Times New Roman" w:hAnsi="Times New Roman"/>
+          <w:sz w:val="24"/>
+        </w:rPr>
+      </w:pPr>
+      <w:r>
+        <w:rPr>
+          <w:rFonts w:ascii="Times New Roman" w:hAnsi="Times New Roman"/>
+          <w:sz w:val="24"/>
+        </w:rPr>
+        <w:t>Отче наш, що єси на небесах,* нехай святиться ім’я твоє,* нехай прийде царство твоє,* нехай буде воля твоя, як на небі, так і на землі.* Хліб наш насущний дай нам сьогодні,* і прости нам провини наші,* як і ми прощаємо винуватцям нашим,* і не введи нас у спокусу,* але визволи нас від лукавого.</w:t>
+      </w:r>
+    </w:p>
+    <w:p>
+      <w:pPr>
+        <w:rPr>
+          <w:rFonts w:ascii="Times New Roman" w:hAnsi="Times New Roman"/>
+          <w:sz w:val="24"/>
+        </w:rPr>
+      </w:pPr>
+      <w:r>
+        <w:rPr>
+          <w:rFonts w:ascii="Times New Roman" w:hAnsi="Times New Roman"/>
+          <w:i/>
+          <w:color w:val="FF0000"/>
+          <w:sz w:val="24"/>
+        </w:rPr>
+        <w:t>Священик</w:t>
+      </w:r>
+      <w:r>
+        <w:rPr>
+          <w:rFonts w:ascii="Times New Roman" w:hAnsi="Times New Roman"/>
+          <w:color w:val="FF0000"/>
+          <w:sz w:val="24"/>
+        </w:rPr>
+        <w:t xml:space="preserve">: </w:t>
+      </w:r>
+      <w:r>
+        <w:rPr>
+          <w:rFonts w:ascii="Times New Roman" w:hAnsi="Times New Roman"/>
+          <w:sz w:val="24"/>
+        </w:rPr>
+        <w:t>Бо твоє є царство, і сила, і слава, Отця, і Сина, і Святого Духа, нині і повсякчас, і на віки вічні.</w:t>
+      </w:r>
+    </w:p>
+    <w:p>
+      <w:pPr>
+        <w:spacing w:after="120"/>
+        <w:jc w:val="both"/>
+      </w:pPr>
+      <w:r>
+        <w:rPr>
+          <w:rFonts w:ascii="Times New Roman" w:hAnsi="Times New Roman"/>
+          <w:i/>
+          <w:color w:val="FF0000"/>
+          <w:sz w:val="24"/>
+        </w:rPr>
+        <w:t>Вірні:</w:t>
+      </w:r>
+      <w:r>
+        <w:rPr>
+          <w:rFonts w:ascii="Times New Roman" w:hAnsi="Times New Roman"/>
+          <w:color w:val="FF0000"/>
+          <w:sz w:val="24"/>
+        </w:rPr>
+        <w:t xml:space="preserve"> </w:t>
+      </w:r>
+      <w:r>
+        <w:rPr>
+          <w:rFonts w:ascii="Times New Roman" w:hAnsi="Times New Roman"/>
+          <w:sz w:val="24"/>
+        </w:rPr>
+        <w:t>Амінь. Господи, помилуй</w:t>
+      </w:r>
+      <w:r>
+        <w:rPr>
+          <w:rFonts w:ascii="Times New Roman" w:hAnsi="Times New Roman"/>
+          <w:i/>
           <w:sz w:val="24"/>
         </w:rPr>
         <w:t>.</w:t>
       </w:r>
+      <w:r>
+        <w:rPr>
+          <w:rFonts w:ascii="Times New Roman" w:hAnsi="Times New Roman"/>
+          <w:sz w:val="24"/>
+        </w:rPr>
+        <w:t xml:space="preserve"> </w:t>
+      </w:r>
+      <w:r>
+        <w:rPr>
+          <w:rFonts w:ascii="Times New Roman" w:hAnsi="Times New Roman"/>
+          <w:i/>
+          <w:color w:val="FF0000"/>
+          <w:sz w:val="24"/>
+        </w:rPr>
+        <w:t>(12 р.)</w:t>
+      </w:r>
     </w:p>
     <w:p>
       <w:pPr>
@@ -144,210 +317,41 @@
     </w:p>
     <w:p>
       <w:pPr>
-        <w:rPr>
-          <w:rFonts w:ascii="Times New Roman" w:hAnsi="Times New Roman"/>
-          <w:sz w:val="24"/>
-        </w:rPr>
-      </w:pPr>
-      <w:r>
-        <w:rPr>
-          <w:rFonts w:ascii="Times New Roman" w:hAnsi="Times New Roman"/>
-          <w:sz w:val="24"/>
-        </w:rPr>
-        <w:t>Пресвята Тройце, помилуй нас;* Господи, очисти гріхи наші;* Владико, прости беззаконня наші;* Святий, завітай і зціли немочі наші імени твого ради.</w:t>
-      </w:r>
-    </w:p>
-    <w:p>
-      <w:pPr>
-        <w:rPr>
-          <w:rFonts w:ascii="Times New Roman" w:hAnsi="Times New Roman"/>
-          <w:sz w:val="24"/>
-        </w:rPr>
-      </w:pPr>
-      <w:r>
-        <w:rPr>
-          <w:rFonts w:ascii="Times New Roman" w:hAnsi="Times New Roman"/>
-          <w:sz w:val="24"/>
-        </w:rPr>
-        <w:t xml:space="preserve">Господи, помилуй </w:t>
-      </w:r>
-      <w:r>
-        <w:rPr>
-          <w:rFonts w:ascii="Times New Roman" w:hAnsi="Times New Roman"/>
-          <w:i/>
-          <w:color w:val="FF0000"/>
-          <w:sz w:val="24"/>
-        </w:rPr>
-        <w:t>(3 р.)</w:t>
-      </w:r>
-      <w:r>
-        <w:rPr>
-          <w:rFonts w:ascii="Times New Roman" w:hAnsi="Times New Roman"/>
-          <w:sz w:val="24"/>
-        </w:rPr>
-        <w:t>.</w:t>
-      </w:r>
-    </w:p>
-    <w:p>
-      <w:pPr>
-        <w:rPr>
-          <w:rFonts w:ascii="Times New Roman" w:hAnsi="Times New Roman"/>
-          <w:sz w:val="24"/>
-        </w:rPr>
-      </w:pPr>
-      <w:r>
-        <w:rPr>
-          <w:rFonts w:ascii="Times New Roman" w:hAnsi="Times New Roman"/>
-          <w:sz w:val="24"/>
-        </w:rPr>
-        <w:t>Слава Отцю, і Сину, і Святому Духові* і нині, і повсякчас, і на віки вічні. Амінь.</w:t>
-      </w:r>
-    </w:p>
-    <w:p>
-      <w:pPr>
-        <w:rPr>
-          <w:rFonts w:ascii="Times New Roman" w:hAnsi="Times New Roman"/>
-          <w:sz w:val="24"/>
-        </w:rPr>
-      </w:pPr>
-      <w:r>
-        <w:rPr>
-          <w:rFonts w:ascii="Times New Roman" w:hAnsi="Times New Roman"/>
-          <w:sz w:val="24"/>
-        </w:rPr>
-        <w:t>Отче наш, що єси на небесах,* нехай святиться ім’я твоє,* нехай прийде царство твоє,* нехай буде воля твоя, як на небі, так і на землі.* Хліб наш насущний дай нам сьогодні,* і прости нам провини наші,* як і ми прощаємо винуватцям нашим,* і не введи нас у спокусу,* але визволи нас від лукавого.</w:t>
-      </w:r>
-    </w:p>
-    <w:p>
-      <w:pPr>
-        <w:rPr>
-          <w:rFonts w:ascii="Times New Roman" w:hAnsi="Times New Roman"/>
-          <w:sz w:val="24"/>
-        </w:rPr>
-      </w:pPr>
-      <w:r>
-        <w:rPr>
-          <w:rFonts w:ascii="Times New Roman" w:hAnsi="Times New Roman"/>
-          <w:i/>
-          <w:color w:val="FF0000"/>
-          <w:sz w:val="24"/>
-        </w:rPr>
-        <w:t>Священик</w:t>
-      </w:r>
-      <w:r>
-        <w:rPr>
-          <w:rFonts w:ascii="Times New Roman" w:hAnsi="Times New Roman"/>
-          <w:color w:val="FF0000"/>
-          <w:sz w:val="24"/>
-        </w:rPr>
-        <w:t xml:space="preserve">: </w:t>
-      </w:r>
-      <w:r>
-        <w:rPr>
-          <w:rFonts w:ascii="Times New Roman" w:hAnsi="Times New Roman"/>
-          <w:sz w:val="24"/>
-        </w:rPr>
-        <w:t>Бо твоє є царство, і сила, і слава, Отця, і Сина, і Святого Духа, нині і повсякчас, і на віки вічні.</w:t>
-      </w:r>
-    </w:p>
-    <w:p>
-      <w:pPr>
-        <w:rPr>
-          <w:rFonts w:ascii="Times New Roman" w:hAnsi="Times New Roman"/>
-          <w:sz w:val="24"/>
-        </w:rPr>
-      </w:pPr>
-      <w:r>
-        <w:rPr>
-          <w:rFonts w:ascii="Times New Roman" w:hAnsi="Times New Roman"/>
-          <w:i/>
-          <w:color w:val="FF0000"/>
-          <w:sz w:val="24"/>
-        </w:rPr>
-        <w:t xml:space="preserve">Вірні: </w:t>
-      </w:r>
-      <w:r>
-        <w:rPr>
-          <w:rFonts w:ascii="Times New Roman" w:hAnsi="Times New Roman"/>
-          <w:sz w:val="24"/>
-        </w:rPr>
-        <w:t xml:space="preserve">Амінь. Господи, помилуй </w:t>
-      </w:r>
-      <w:r>
-        <w:rPr>
-          <w:rFonts w:ascii="Times New Roman" w:hAnsi="Times New Roman"/>
-          <w:i/>
-          <w:color w:val="FF0000"/>
-          <w:sz w:val="24"/>
-        </w:rPr>
-        <w:t>(12 р.)</w:t>
-      </w:r>
-      <w:r>
-        <w:rPr>
-          <w:rFonts w:ascii="Times New Roman" w:hAnsi="Times New Roman"/>
-          <w:sz w:val="24"/>
-        </w:rPr>
-        <w:t>.</w:t>
-      </w:r>
-    </w:p>
-    <w:p>
-      <w:pPr>
-        <w:rPr>
-          <w:rFonts w:ascii="Times New Roman" w:hAnsi="Times New Roman"/>
-          <w:sz w:val="24"/>
-        </w:rPr>
-      </w:pPr>
-      <w:r>
-        <w:rPr>
-          <w:rFonts w:ascii="Times New Roman" w:hAnsi="Times New Roman"/>
-          <w:sz w:val="24"/>
-        </w:rPr>
-        <w:t>Слава Отцю, і Сину, і Святому Духові,* і нині, і повсякчас, і на віки вічні. Амінь.</w:t>
-      </w:r>
-    </w:p>
-    <w:p>
-      <w:pPr>
-        <w:rPr>
-          <w:rFonts w:ascii="Times New Roman" w:hAnsi="Times New Roman"/>
-          <w:sz w:val="24"/>
-        </w:rPr>
-      </w:pPr>
-      <w:r>
-        <w:rPr>
-          <w:rFonts w:ascii="Times New Roman" w:hAnsi="Times New Roman"/>
-          <w:sz w:val="24"/>
-        </w:rPr>
-        <w:t>Прийдіте, поклонімся* Цареві нашому Богу.</w:t>
-      </w:r>
-    </w:p>
-    <w:p>
-      <w:pPr>
-        <w:rPr>
-          <w:rFonts w:ascii="Times New Roman" w:hAnsi="Times New Roman"/>
-          <w:sz w:val="24"/>
-        </w:rPr>
-      </w:pPr>
-      <w:r>
-        <w:rPr>
-          <w:rFonts w:ascii="Times New Roman" w:hAnsi="Times New Roman"/>
-          <w:sz w:val="24"/>
-        </w:rPr>
-        <w:t>Прийдіте, поклонімся* Христові, Цареві нашому Богу.</w:t>
-      </w:r>
-    </w:p>
-    <w:p>
-      <w:pPr>
-        <w:rPr>
-          <w:rFonts w:ascii="Times New Roman" w:hAnsi="Times New Roman"/>
-          <w:sz w:val="24"/>
-        </w:rPr>
-      </w:pPr>
-      <w:r>
-        <w:rPr>
-          <w:rFonts w:ascii="Times New Roman" w:hAnsi="Times New Roman"/>
-          <w:sz w:val="24"/>
-        </w:rPr>
-        <w:t>Прийдіте, поклонімся і припадім* до самого Господа Ісуса Христа, Царя і Бога нашого.</w:t>
+        <w:spacing w:after="120"/>
+        <w:jc w:val="both"/>
+      </w:pPr>
+      <w:r>
+        <w:rPr>
+          <w:rFonts w:ascii="Times New Roman" w:hAnsi="Times New Roman"/>
+          <w:sz w:val="24"/>
+        </w:rPr>
+        <w:t>Прийді́те, поклоні́мся* царе́ві на́шому – Бо́гу.</w:t>
+      </w:r>
+    </w:p>
+    <w:p>
+      <w:pPr>
+        <w:spacing w:after="120"/>
+        <w:jc w:val="both"/>
+      </w:pPr>
+      <w:r>
+        <w:rPr>
+          <w:rFonts w:ascii="Times New Roman" w:hAnsi="Times New Roman"/>
+          <w:sz w:val="24"/>
+        </w:rPr>
+        <w:t>Прийді́те, поклоні́мся* Христо́ві, царе́ві на́шому – Бо́гу.</w:t>
+      </w:r>
+    </w:p>
+    <w:p>
+      <w:pPr>
+        <w:spacing w:after="120"/>
+        <w:jc w:val="both"/>
+      </w:pPr>
+      <w:r>
+        <w:rPr>
+          <w:rFonts w:ascii="Times New Roman" w:hAnsi="Times New Roman"/>
+          <w:sz w:val="24"/>
+        </w:rPr>
+        <w:t>Прийді́те, поклоні́мся і припаді́м* до само́го Го́спода Ісу́са Христа́ – царя́ і Бо́га на́шого.</w:t>
       </w:r>
     </w:p>
     <w:p>
@@ -1067,17 +1071,15 @@
     </w:p>
     <w:p>
       <w:pPr>
-        <w:rPr>
-          <w:rFonts w:ascii="Times New Roman" w:hAnsi="Times New Roman"/>
-          <w:sz w:val="24"/>
-        </w:rPr>
-      </w:pPr>
-      <w:r>
-        <w:rPr>
-          <w:rFonts w:ascii="Times New Roman" w:hAnsi="Times New Roman"/>
-          <w:sz w:val="24"/>
-        </w:rPr>
-        <w:t xml:space="preserve">Господи, помилуй </w:t>
+        <w:spacing w:after="120"/>
+        <w:jc w:val="both"/>
+      </w:pPr>
+      <w:r>
+        <w:rPr>
+          <w:rFonts w:ascii="Times New Roman" w:hAnsi="Times New Roman"/>
+          <w:sz w:val="24"/>
+        </w:rPr>
+        <w:t xml:space="preserve">Господи, помилуй. </w:t>
       </w:r>
       <w:r>
         <w:rPr>
@@ -1088,13 +1090,6 @@
         </w:rPr>
         <w:t>(3 р.)</w:t>
       </w:r>
-      <w:r>
-        <w:rPr>
-          <w:rFonts w:ascii="Times New Roman" w:hAnsi="Times New Roman"/>
-          <w:sz w:val="24"/>
-        </w:rPr>
-        <w:t>.</w:t>
-      </w:r>
     </w:p>
     <w:p>
       <w:pPr>
@@ -1355,17 +1350,15 @@
     </w:p>
     <w:p>
       <w:pPr>
-        <w:rPr>
-          <w:rFonts w:ascii="Times New Roman" w:hAnsi="Times New Roman"/>
-          <w:sz w:val="24"/>
-        </w:rPr>
-      </w:pPr>
-      <w:r>
-        <w:rPr>
-          <w:rFonts w:ascii="Times New Roman" w:hAnsi="Times New Roman"/>
-          <w:sz w:val="24"/>
-        </w:rPr>
-        <w:t xml:space="preserve">Святий Боже, святий Кріпкий, святий Безсмертний, помилуй нас </w:t>
+        <w:spacing w:after="120"/>
+        <w:jc w:val="both"/>
+      </w:pPr>
+      <w:r>
+        <w:rPr>
+          <w:rFonts w:ascii="Times New Roman" w:hAnsi="Times New Roman"/>
+          <w:sz w:val="24"/>
+        </w:rPr>
+        <w:t xml:space="preserve">Святий Боже, святий Кріпкий, святий Безсмертний, помилуй нас. </w:t>
       </w:r>
       <w:r>
         <w:rPr>
@@ -1376,13 +1369,6 @@
         </w:rPr>
         <w:t>(3 р.)</w:t>
       </w:r>
-      <w:r>
-        <w:rPr>
-          <w:rFonts w:ascii="Times New Roman" w:hAnsi="Times New Roman"/>
-          <w:sz w:val="24"/>
-        </w:rPr>
-        <w:t>.</w:t>
-      </w:r>
     </w:p>
     <w:p>
       <w:pPr>
@@ -1416,17 +1402,15 @@
     </w:p>
     <w:p>
       <w:pPr>
-        <w:rPr>
-          <w:rFonts w:ascii="Times New Roman" w:hAnsi="Times New Roman"/>
-          <w:sz w:val="24"/>
-        </w:rPr>
-      </w:pPr>
-      <w:r>
-        <w:rPr>
-          <w:rFonts w:ascii="Times New Roman" w:hAnsi="Times New Roman"/>
-          <w:sz w:val="24"/>
-        </w:rPr>
-        <w:t xml:space="preserve">Господи, помилуй </w:t>
+        <w:spacing w:after="120"/>
+        <w:jc w:val="both"/>
+      </w:pPr>
+      <w:r>
+        <w:rPr>
+          <w:rFonts w:ascii="Times New Roman" w:hAnsi="Times New Roman"/>
+          <w:sz w:val="24"/>
+        </w:rPr>
+        <w:t xml:space="preserve">Господи, помилуй. </w:t>
       </w:r>
       <w:r>
         <w:rPr>
@@ -1436,13 +1420,6 @@
           <w:sz w:val="24"/>
         </w:rPr>
         <w:t>(3 р.)</w:t>
-      </w:r>
-      <w:r>
-        <w:rPr>
-          <w:rFonts w:ascii="Times New Roman" w:hAnsi="Times New Roman"/>
-          <w:sz w:val="24"/>
-        </w:rPr>
-        <w:t>.</w:t>
       </w:r>
     </w:p>
     <w:p>
@@ -1598,17 +1575,15 @@
     </w:p>
     <w:p>
       <w:pPr>
-        <w:rPr>
-          <w:rFonts w:ascii="Times New Roman" w:hAnsi="Times New Roman"/>
-          <w:sz w:val="24"/>
-        </w:rPr>
-      </w:pPr>
-      <w:r>
-        <w:rPr>
-          <w:rFonts w:ascii="Times New Roman" w:hAnsi="Times New Roman"/>
-          <w:sz w:val="24"/>
-        </w:rPr>
-        <w:t xml:space="preserve">Господи, помилуй </w:t>
+        <w:spacing w:after="120"/>
+        <w:jc w:val="both"/>
+      </w:pPr>
+      <w:r>
+        <w:rPr>
+          <w:rFonts w:ascii="Times New Roman" w:hAnsi="Times New Roman"/>
+          <w:sz w:val="24"/>
+        </w:rPr>
+        <w:t xml:space="preserve">Господи, помилуй. </w:t>
       </w:r>
       <w:r>
         <w:rPr>
@@ -1619,13 +1594,6 @@
         </w:rPr>
         <w:t>(3 р.)</w:t>
       </w:r>
-      <w:r>
-        <w:rPr>
-          <w:rFonts w:ascii="Times New Roman" w:hAnsi="Times New Roman"/>
-          <w:sz w:val="24"/>
-        </w:rPr>
-        <w:t>.</w:t>
-      </w:r>
     </w:p>
     <w:p>
       <w:pPr>
@@ -1853,23 +1821,32 @@
     </w:p>
     <w:p>
       <w:pPr>
-        <w:rPr>
-          <w:rFonts w:ascii="Times New Roman" w:hAnsi="Times New Roman"/>
-          <w:i/>
-          <w:iCs/>
-          <w:color w:val="FF0000"/>
-          <w:sz w:val="24"/>
-        </w:rPr>
-      </w:pPr>
-      <w:r>
-        <w:rPr>
-          <w:rFonts w:ascii="Times New Roman" w:hAnsi="Times New Roman"/>
-          <w:i/>
-          <w:iCs/>
-          <w:color w:val="FF0000"/>
-          <w:sz w:val="24"/>
-        </w:rPr>
-        <w:t>І знову: молитва св. Єфрема і доземний поклін.</w:t>
+        <w:spacing w:after="120"/>
+      </w:pPr>
+      <w:r>
+        <w:rPr>
+          <w:rFonts w:ascii="Times New Roman" w:hAnsi="Times New Roman"/>
+          <w:color w:val="303030"/>
+          <w:sz w:val="24"/>
+        </w:rPr>
+        <w:t xml:space="preserve">Го́споди і Влади́ко життя́ мого́! Духа ліни́вства, недбайли́вости, властолю́б'я і пустомо́вства віджени́ від ме́не. Ду́ха чистоти́, поко́ри, терпели́вости й любо́ви дару́й мені, </w:t>
+      </w:r>
+      <w:r>
+        <w:rPr>
+          <w:rFonts w:ascii="Times New Roman" w:hAnsi="Times New Roman"/>
+          <w:color w:val="303030"/>
+          <w:sz w:val="24"/>
+        </w:rPr>
+        <w:t xml:space="preserve">слузі́ Твоє́му. Так, Го́споди, Ца́рю! Дай мені́ ба́чити гріхи́ мої́ і не осу́джувати бра́та мого́, бо Ти благослове́нний на ві́ки вікі́в. Амі́нь. </w:t>
+      </w:r>
+      <w:r>
+        <w:rPr>
+          <w:rFonts w:ascii="Times New Roman" w:hAnsi="Times New Roman"/>
+          <w:i/>
+          <w:color w:val="FF3333"/>
+          <w:sz w:val="24"/>
+        </w:rPr>
+        <w:t>(Доземний поклін)</w:t>
       </w:r>
     </w:p>
     <w:p>
@@ -1893,17 +1870,15 @@
     </w:p>
     <w:p>
       <w:pPr>
-        <w:rPr>
-          <w:rFonts w:ascii="Times New Roman" w:hAnsi="Times New Roman"/>
-          <w:sz w:val="24"/>
-        </w:rPr>
-      </w:pPr>
-      <w:r>
-        <w:rPr>
-          <w:rFonts w:ascii="Times New Roman" w:hAnsi="Times New Roman"/>
-          <w:sz w:val="24"/>
-        </w:rPr>
-        <w:t xml:space="preserve">Святий Боже, святий Кріпкий, святий Безсмертний, помилуй нас </w:t>
+        <w:spacing w:after="120"/>
+        <w:jc w:val="both"/>
+      </w:pPr>
+      <w:r>
+        <w:rPr>
+          <w:rFonts w:ascii="Times New Roman" w:hAnsi="Times New Roman"/>
+          <w:sz w:val="24"/>
+        </w:rPr>
+        <w:t xml:space="preserve">Святий Боже, святий Кріпкий, святий Безсмертний, помилуй нас. </w:t>
       </w:r>
       <w:r>
         <w:rPr>
@@ -1914,13 +1889,6 @@
         </w:rPr>
         <w:t>(3 р.)</w:t>
       </w:r>
-      <w:r>
-        <w:rPr>
-          <w:rFonts w:ascii="Times New Roman" w:hAnsi="Times New Roman"/>
-          <w:sz w:val="24"/>
-        </w:rPr>
-        <w:t>.</w:t>
-      </w:r>
     </w:p>
     <w:p>
       <w:pPr>
@@ -1954,17 +1922,15 @@
     </w:p>
     <w:p>
       <w:pPr>
-        <w:rPr>
-          <w:rFonts w:ascii="Times New Roman" w:hAnsi="Times New Roman"/>
-          <w:sz w:val="24"/>
-        </w:rPr>
-      </w:pPr>
-      <w:r>
-        <w:rPr>
-          <w:rFonts w:ascii="Times New Roman" w:hAnsi="Times New Roman"/>
-          <w:sz w:val="24"/>
-        </w:rPr>
-        <w:t xml:space="preserve">Господи, помилуй </w:t>
+        <w:spacing w:after="120"/>
+        <w:jc w:val="both"/>
+      </w:pPr>
+      <w:r>
+        <w:rPr>
+          <w:rFonts w:ascii="Times New Roman" w:hAnsi="Times New Roman"/>
+          <w:sz w:val="24"/>
+        </w:rPr>
+        <w:t xml:space="preserve">Господи, помилуй. </w:t>
       </w:r>
       <w:r>
         <w:rPr>
@@ -1974,13 +1940,6 @@
           <w:sz w:val="24"/>
         </w:rPr>
         <w:t>(3 р.)</w:t>
-      </w:r>
-      <w:r>
-        <w:rPr>
-          <w:rFonts w:ascii="Times New Roman" w:hAnsi="Times New Roman"/>
-          <w:sz w:val="24"/>
-        </w:rPr>
-        <w:t>.</w:t>
       </w:r>
     </w:p>
     <w:p>
@@ -2182,26 +2141,32 @@
     </w:p>
     <w:p>
       <w:pPr>
-        <w:rPr>
-          <w:rFonts w:ascii="Times New Roman" w:hAnsi="Times New Roman"/>
-          <w:sz w:val="24"/>
-        </w:rPr>
-      </w:pPr>
-      <w:r>
-        <w:rPr>
-          <w:rFonts w:ascii="Times New Roman" w:hAnsi="Times New Roman"/>
-          <w:i/>
-          <w:color w:val="FF0000"/>
-          <w:sz w:val="24"/>
-        </w:rPr>
-        <w:t xml:space="preserve">Священик: </w:t>
-      </w:r>
-      <w:r>
-        <w:rPr>
-          <w:rFonts w:ascii="Times New Roman" w:hAnsi="Times New Roman"/>
-          <w:sz w:val="24"/>
-        </w:rPr>
-        <w:t>Слава тобі, Христе Боже, надіє наша, слава тобі!</w:t>
+        <w:spacing w:after="120"/>
+        <w:jc w:val="both"/>
+      </w:pPr>
+      <w:r>
+        <w:rPr>
+          <w:rFonts w:ascii="Times New Roman" w:hAnsi="Times New Roman"/>
+          <w:i/>
+          <w:color w:val="FF0000"/>
+          <w:sz w:val="24"/>
+        </w:rPr>
+        <w:t>Священик:</w:t>
+      </w:r>
+      <w:r>
+        <w:rPr>
+          <w:rFonts w:ascii="Times New Roman" w:hAnsi="Times New Roman"/>
+          <w:color w:val="FF0000"/>
+          <w:sz w:val="24"/>
+        </w:rPr>
+        <w:t xml:space="preserve"> </w:t>
+      </w:r>
+      <w:r>
+        <w:rPr>
+          <w:rFonts w:ascii="Times New Roman" w:hAnsi="Times New Roman"/>
+          <w:sz w:val="24"/>
+        </w:rPr>
+        <w:t>Слава тобі, Христе Боже, уповання наше, слава тобі!</w:t>
       </w:r>
     </w:p>
     <w:p>
@@ -2366,6 +2331,187 @@
     </w:p>
     <w:p>
       <w:pPr>
+        <w:spacing w:after="120"/>
+      </w:pPr>
+      <w:r>
+        <w:rPr>
+          <w:rFonts w:ascii="Times New Roman" w:hAnsi="Times New Roman"/>
+          <w:i/>
+          <w:color w:val="FF0000"/>
+          <w:sz w:val="24"/>
+        </w:rPr>
+        <w:t>Вірні:</w:t>
+      </w:r>
+      <w:r>
+        <w:rPr>
+          <w:rFonts w:ascii="Times New Roman" w:hAnsi="Times New Roman"/>
+          <w:color w:val="FF0000"/>
+          <w:sz w:val="24"/>
+        </w:rPr>
+        <w:t xml:space="preserve"> </w:t>
+      </w:r>
+      <w:r>
+        <w:rPr>
+          <w:rFonts w:ascii="Times New Roman" w:hAnsi="Times New Roman"/>
+          <w:sz w:val="24"/>
+        </w:rPr>
+        <w:t>Амі́нь.</w:t>
+      </w:r>
+    </w:p>
+    <w:p>
+      <w:pPr>
+        <w:spacing w:after="120"/>
+      </w:pPr>
+      <w:r>
+        <w:rPr>
+          <w:rFonts w:ascii="Times New Roman" w:hAnsi="Times New Roman"/>
+          <w:sz w:val="24"/>
+        </w:rPr>
+        <w:t>Сла́ва Тобі́, Бо́же наш, сла́ва Тобі́.</w:t>
+      </w:r>
+    </w:p>
+    <w:p>
+      <w:pPr>
+        <w:spacing w:after="120"/>
+      </w:pPr>
+      <w:r>
+        <w:rPr>
+          <w:rFonts w:ascii="Times New Roman" w:hAnsi="Times New Roman"/>
+          <w:sz w:val="24"/>
+        </w:rPr>
+        <w:t>Ца́рю небе́сний, утіши́телю, Ду́ше íстини,* що всю́ди єси́ і все наповня́єш,* скарбни́це благ і життя́ пода́телю,* прийди́, і всели́ся в нас,* і очи́сти нас від уся́кої скве́рни,* і спаси́, благи́й, ду́ші на́ші.</w:t>
+      </w:r>
+    </w:p>
+    <w:p>
+      <w:pPr>
+        <w:spacing w:after="120"/>
+        <w:jc w:val="both"/>
+      </w:pPr>
+      <w:r>
+        <w:rPr>
+          <w:rFonts w:ascii="Times New Roman" w:hAnsi="Times New Roman"/>
+          <w:sz w:val="24"/>
+        </w:rPr>
+        <w:t xml:space="preserve">Святий Боже, святий Кріпкий, святий Безсмертний, помилуй нас. </w:t>
+      </w:r>
+      <w:r>
+        <w:rPr>
+          <w:rFonts w:ascii="Times New Roman" w:hAnsi="Times New Roman"/>
+          <w:i/>
+          <w:color w:val="FF0000"/>
+          <w:sz w:val="24"/>
+        </w:rPr>
+        <w:t>(3 р.)</w:t>
+      </w:r>
+    </w:p>
+    <w:p>
+      <w:pPr>
+        <w:rPr>
+          <w:rFonts w:ascii="Times New Roman" w:hAnsi="Times New Roman"/>
+          <w:sz w:val="24"/>
+        </w:rPr>
+      </w:pPr>
+      <w:r>
+        <w:rPr>
+          <w:rFonts w:ascii="Times New Roman" w:hAnsi="Times New Roman"/>
+          <w:sz w:val="24"/>
+        </w:rPr>
+        <w:t>Слава Отцю, і Сину, і Святому Духові,* і нині і повсякчас, і на віки вічні. Амінь.</w:t>
+      </w:r>
+    </w:p>
+    <w:p>
+      <w:pPr>
+        <w:rPr>
+          <w:rFonts w:ascii="Times New Roman" w:hAnsi="Times New Roman"/>
+          <w:sz w:val="24"/>
+        </w:rPr>
+      </w:pPr>
+      <w:r>
+        <w:rPr>
+          <w:rFonts w:ascii="Times New Roman" w:hAnsi="Times New Roman"/>
+          <w:sz w:val="24"/>
+        </w:rPr>
+        <w:t>Пресвята Тройце, помилуй нас;* Господи, очисти гріхи наші;* Владико, прости беззаконня наші;* Святий, завітай і зціли немочі наші імени твого ради.</w:t>
+      </w:r>
+    </w:p>
+    <w:p>
+      <w:pPr>
+        <w:spacing w:after="120"/>
+        <w:jc w:val="both"/>
+      </w:pPr>
+      <w:r>
+        <w:rPr>
+          <w:rFonts w:ascii="Times New Roman" w:hAnsi="Times New Roman"/>
+          <w:sz w:val="24"/>
+        </w:rPr>
+        <w:t xml:space="preserve">Господи, помилуй. </w:t>
+      </w:r>
+      <w:r>
+        <w:rPr>
+          <w:rFonts w:ascii="Times New Roman" w:hAnsi="Times New Roman"/>
+          <w:i/>
+          <w:color w:val="FF0000"/>
+          <w:sz w:val="24"/>
+        </w:rPr>
+        <w:t>(3 р.)</w:t>
+      </w:r>
+    </w:p>
+    <w:p>
+      <w:pPr>
+        <w:rPr>
+          <w:rFonts w:ascii="Times New Roman" w:hAnsi="Times New Roman"/>
+          <w:sz w:val="24"/>
+        </w:rPr>
+      </w:pPr>
+      <w:r>
+        <w:rPr>
+          <w:rFonts w:ascii="Times New Roman" w:hAnsi="Times New Roman"/>
+          <w:sz w:val="24"/>
+        </w:rPr>
+        <w:t>Слава Отцю, і Сину, і Святому Духові,* і нині і повсякчас, і на віки вічні. Амінь.</w:t>
+      </w:r>
+    </w:p>
+    <w:p>
+      <w:pPr>
+        <w:rPr>
+          <w:rFonts w:ascii="Times New Roman" w:hAnsi="Times New Roman"/>
+          <w:sz w:val="24"/>
+        </w:rPr>
+      </w:pPr>
+      <w:r>
+        <w:rPr>
+          <w:rFonts w:ascii="Times New Roman" w:hAnsi="Times New Roman"/>
+          <w:sz w:val="24"/>
+        </w:rPr>
+        <w:t>Отче наш, що єси на небесах,* нехай святиться ім’я твоє,* нехай прийде царство твоє,* нехай буде воля твоя, як на небі, так і на землі.* Хліб наш насущний дай нам сьогодні,* і прости нам провини наші,* як і ми прощаємо винуватцям нашим,* і не введи нас у спокусу,* але визволи нас від лукавого.</w:t>
+      </w:r>
+    </w:p>
+    <w:p>
+      <w:pPr>
+        <w:rPr>
+          <w:rFonts w:ascii="Times New Roman" w:hAnsi="Times New Roman"/>
+          <w:sz w:val="24"/>
+        </w:rPr>
+      </w:pPr>
+      <w:r>
+        <w:rPr>
+          <w:rFonts w:ascii="Times New Roman" w:hAnsi="Times New Roman"/>
+          <w:i/>
+          <w:color w:val="FF0000"/>
+          <w:sz w:val="24"/>
+        </w:rPr>
+        <w:t xml:space="preserve">Священик: </w:t>
+      </w:r>
+      <w:r>
+        <w:rPr>
+          <w:rFonts w:ascii="Times New Roman" w:hAnsi="Times New Roman"/>
+          <w:sz w:val="24"/>
+        </w:rPr>
+        <w:t>Бо твоє є царство, і сила, і слава, Отця, і Сина, і Святого Духа, нині і повсякчас, і на віки вічні.</w:t>
+      </w:r>
+    </w:p>
+    <w:p>
+      <w:pPr>
         <w:rPr>
           <w:rFonts w:ascii="Times New Roman" w:hAnsi="Times New Roman"/>
           <w:sz w:val="24"/>
@@ -2385,46 +2531,31 @@
           <w:rFonts w:ascii="Times New Roman" w:hAnsi="Times New Roman"/>
           <w:sz w:val="24"/>
         </w:rPr>
-        <w:t>Амінь. Слава тобі, Боже наш, слава тобі.</w:t>
-      </w:r>
-    </w:p>
-    <w:p>
-      <w:pPr>
-        <w:rPr>
-          <w:rFonts w:ascii="Times New Roman" w:hAnsi="Times New Roman"/>
-          <w:sz w:val="24"/>
-        </w:rPr>
-      </w:pPr>
-      <w:r>
-        <w:rPr>
-          <w:rFonts w:ascii="Times New Roman" w:hAnsi="Times New Roman"/>
-          <w:sz w:val="24"/>
-        </w:rPr>
-        <w:t>Царю небесний, утішителю, Душе істини,* що всюди єси і все наповняєш,* скарбе дібр і життя подателю,* прийди і вселися в нас,* і очисти нас від усякої скверни,* і спаси, Благий, душі наші.</w:t>
-      </w:r>
-    </w:p>
-    <w:p>
-      <w:pPr>
-        <w:rPr>
-          <w:rFonts w:ascii="Times New Roman" w:hAnsi="Times New Roman"/>
-          <w:sz w:val="24"/>
-        </w:rPr>
-      </w:pPr>
-      <w:r>
-        <w:rPr>
-          <w:rFonts w:ascii="Times New Roman" w:hAnsi="Times New Roman"/>
-          <w:sz w:val="24"/>
-        </w:rPr>
-        <w:t xml:space="preserve">Святий Боже, святий Кріпкий, святий Безсмертний, помилуй нас </w:t>
-      </w:r>
-      <w:r>
-        <w:rPr>
-          <w:rFonts w:ascii="Times New Roman" w:hAnsi="Times New Roman"/>
-          <w:i/>
-          <w:color w:val="FF0000"/>
-          <w:sz w:val="24"/>
-        </w:rPr>
-        <w:t>(3 р.)</w:t>
+        <w:t>Амінь.</w:t>
+      </w:r>
+    </w:p>
+    <w:p>
+      <w:pPr>
+        <w:rPr>
+          <w:rFonts w:ascii="Times New Roman" w:hAnsi="Times New Roman"/>
+          <w:sz w:val="24"/>
+        </w:rPr>
+      </w:pPr>
+      <w:r>
+        <w:rPr>
+          <w:rFonts w:ascii="Times New Roman" w:hAnsi="Times New Roman"/>
+          <w:sz w:val="24"/>
+        </w:rPr>
+        <w:t xml:space="preserve">Господи, помилуй </w:t>
+      </w:r>
+      <w:r>
+        <w:rPr>
+          <w:rFonts w:ascii="Times New Roman" w:hAnsi="Times New Roman"/>
+          <w:i/>
+          <w:color w:val="FF0000"/>
+          <w:sz w:val="24"/>
+        </w:rPr>
+        <w:t>(12 р.)</w:t>
       </w:r>
       <w:r>
         <w:rPr>
@@ -2451,217 +2582,41 @@
     </w:p>
     <w:p>
       <w:pPr>
-        <w:rPr>
-          <w:rFonts w:ascii="Times New Roman" w:hAnsi="Times New Roman"/>
-          <w:sz w:val="24"/>
-        </w:rPr>
-      </w:pPr>
-      <w:r>
-        <w:rPr>
-          <w:rFonts w:ascii="Times New Roman" w:hAnsi="Times New Roman"/>
-          <w:sz w:val="24"/>
-        </w:rPr>
-        <w:t>Пресвята Тройце, помилуй нас;* Господи, очисти гріхи наші;* Владико, прости беззаконня наші;* Святий, завітай і зціли немочі наші імени твого ради.</w:t>
-      </w:r>
-    </w:p>
-    <w:p>
-      <w:pPr>
-        <w:rPr>
-          <w:rFonts w:ascii="Times New Roman" w:hAnsi="Times New Roman"/>
-          <w:sz w:val="24"/>
-        </w:rPr>
-      </w:pPr>
-      <w:r>
-        <w:rPr>
-          <w:rFonts w:ascii="Times New Roman" w:hAnsi="Times New Roman"/>
-          <w:sz w:val="24"/>
-        </w:rPr>
-        <w:t xml:space="preserve">Господи, помилуй </w:t>
-      </w:r>
-      <w:r>
-        <w:rPr>
-          <w:rFonts w:ascii="Times New Roman" w:hAnsi="Times New Roman"/>
-          <w:i/>
-          <w:color w:val="FF0000"/>
-          <w:sz w:val="24"/>
-        </w:rPr>
-        <w:t>(3 р.)</w:t>
-      </w:r>
-      <w:r>
-        <w:rPr>
-          <w:rFonts w:ascii="Times New Roman" w:hAnsi="Times New Roman"/>
-          <w:sz w:val="24"/>
-        </w:rPr>
-        <w:t>.</w:t>
-      </w:r>
-    </w:p>
-    <w:p>
-      <w:pPr>
-        <w:rPr>
-          <w:rFonts w:ascii="Times New Roman" w:hAnsi="Times New Roman"/>
-          <w:sz w:val="24"/>
-        </w:rPr>
-      </w:pPr>
-      <w:r>
-        <w:rPr>
-          <w:rFonts w:ascii="Times New Roman" w:hAnsi="Times New Roman"/>
-          <w:sz w:val="24"/>
-        </w:rPr>
-        <w:t>Слава Отцю, і Сину, і Святому Духові,* і нині і повсякчас, і на віки вічні. Амінь.</w:t>
-      </w:r>
-    </w:p>
-    <w:p>
-      <w:pPr>
-        <w:rPr>
-          <w:rFonts w:ascii="Times New Roman" w:hAnsi="Times New Roman"/>
-          <w:sz w:val="24"/>
-        </w:rPr>
-      </w:pPr>
-      <w:r>
-        <w:rPr>
-          <w:rFonts w:ascii="Times New Roman" w:hAnsi="Times New Roman"/>
-          <w:sz w:val="24"/>
-        </w:rPr>
-        <w:t>Отче наш, що єси на небесах,* нехай святиться ім’я твоє,* нехай прийде царство твоє,* нехай буде воля твоя, як на небі, так і на землі.* Хліб наш насущний дай нам сьогодні,* і прости нам провини наші,* як і ми прощаємо винуватцям нашим,* і не введи нас у спокусу,* але визволи нас від лукавого.</w:t>
-      </w:r>
-    </w:p>
-    <w:p>
-      <w:pPr>
-        <w:rPr>
-          <w:rFonts w:ascii="Times New Roman" w:hAnsi="Times New Roman"/>
-          <w:sz w:val="24"/>
-        </w:rPr>
-      </w:pPr>
-      <w:r>
-        <w:rPr>
-          <w:rFonts w:ascii="Times New Roman" w:hAnsi="Times New Roman"/>
-          <w:i/>
-          <w:color w:val="FF0000"/>
-          <w:sz w:val="24"/>
-        </w:rPr>
-        <w:t xml:space="preserve">Священик: </w:t>
-      </w:r>
-      <w:r>
-        <w:rPr>
-          <w:rFonts w:ascii="Times New Roman" w:hAnsi="Times New Roman"/>
-          <w:sz w:val="24"/>
-        </w:rPr>
-        <w:t>Бо твоє є царство, і сила, і слава, Отця, і Сина, і Святого Духа, нині і повсякчас, і на віки вічні.</w:t>
-      </w:r>
-    </w:p>
-    <w:p>
-      <w:pPr>
-        <w:rPr>
-          <w:rFonts w:ascii="Times New Roman" w:hAnsi="Times New Roman"/>
-          <w:sz w:val="24"/>
-        </w:rPr>
-      </w:pPr>
-      <w:r>
-        <w:rPr>
-          <w:rFonts w:ascii="Times New Roman" w:hAnsi="Times New Roman"/>
-          <w:i/>
-          <w:color w:val="FF0000"/>
-          <w:sz w:val="24"/>
-        </w:rPr>
-        <w:t xml:space="preserve">Вірні: </w:t>
-      </w:r>
-      <w:r>
-        <w:rPr>
-          <w:rFonts w:ascii="Times New Roman" w:hAnsi="Times New Roman"/>
-          <w:sz w:val="24"/>
-        </w:rPr>
-        <w:t>Амінь.</w:t>
-      </w:r>
-    </w:p>
-    <w:p>
-      <w:pPr>
-        <w:rPr>
-          <w:rFonts w:ascii="Times New Roman" w:hAnsi="Times New Roman"/>
-          <w:sz w:val="24"/>
-        </w:rPr>
-      </w:pPr>
-      <w:r>
-        <w:rPr>
-          <w:rFonts w:ascii="Times New Roman" w:hAnsi="Times New Roman"/>
-          <w:sz w:val="24"/>
-        </w:rPr>
-        <w:t xml:space="preserve">Господи, помилуй </w:t>
-      </w:r>
-      <w:r>
-        <w:rPr>
-          <w:rFonts w:ascii="Times New Roman" w:hAnsi="Times New Roman"/>
-          <w:i/>
-          <w:color w:val="FF0000"/>
-          <w:sz w:val="24"/>
-        </w:rPr>
-        <w:t>(12 р.)</w:t>
-      </w:r>
-      <w:r>
-        <w:rPr>
-          <w:rFonts w:ascii="Times New Roman" w:hAnsi="Times New Roman"/>
-          <w:sz w:val="24"/>
-        </w:rPr>
-        <w:t>.</w:t>
-      </w:r>
-    </w:p>
-    <w:p>
-      <w:pPr>
-        <w:rPr>
-          <w:rFonts w:ascii="Times New Roman" w:hAnsi="Times New Roman"/>
-          <w:sz w:val="24"/>
-        </w:rPr>
-      </w:pPr>
-      <w:r>
-        <w:rPr>
-          <w:rFonts w:ascii="Times New Roman" w:hAnsi="Times New Roman"/>
-          <w:sz w:val="24"/>
-        </w:rPr>
-        <w:t>Слава Отцю, і Сину, і Святому Духові,* і нині і повсякчас, і на віки вічні. Амінь.</w:t>
-      </w:r>
-    </w:p>
-    <w:p>
-      <w:pPr>
-        <w:rPr>
-          <w:rFonts w:ascii="Times New Roman" w:hAnsi="Times New Roman"/>
-          <w:sz w:val="24"/>
-        </w:rPr>
-      </w:pPr>
-      <w:r>
-        <w:rPr>
-          <w:rFonts w:ascii="Times New Roman" w:hAnsi="Times New Roman"/>
-          <w:sz w:val="24"/>
-        </w:rPr>
-        <w:t>Прийдіте, поклонімся* Цареві нашому Богу.</w:t>
-      </w:r>
-    </w:p>
-    <w:p>
-      <w:pPr>
-        <w:rPr>
-          <w:rFonts w:ascii="Times New Roman" w:hAnsi="Times New Roman"/>
-          <w:sz w:val="24"/>
-        </w:rPr>
-      </w:pPr>
-      <w:r>
-        <w:rPr>
-          <w:rFonts w:ascii="Times New Roman" w:hAnsi="Times New Roman"/>
-          <w:sz w:val="24"/>
-        </w:rPr>
-        <w:t>Прийдіте, поклонімся* Христові, Цареві нашому Богу.</w:t>
-      </w:r>
-    </w:p>
-    <w:p>
-      <w:pPr>
-        <w:rPr>
-          <w:rFonts w:ascii="Times New Roman" w:hAnsi="Times New Roman"/>
-          <w:sz w:val="24"/>
-        </w:rPr>
-      </w:pPr>
-      <w:r>
-        <w:rPr>
-          <w:rFonts w:ascii="Times New Roman" w:hAnsi="Times New Roman"/>
-          <w:sz w:val="24"/>
-        </w:rPr>
-        <w:t>Прийдіте, поклонімся і припадім* до самого Господа Ісуса Христа, Царя і Бога нашого.</w:t>
+        <w:spacing w:after="120"/>
+        <w:jc w:val="both"/>
+      </w:pPr>
+      <w:r>
+        <w:rPr>
+          <w:rFonts w:ascii="Times New Roman" w:hAnsi="Times New Roman"/>
+          <w:sz w:val="24"/>
+        </w:rPr>
+        <w:t>Прийді́те, поклоні́мся* царе́ві на́шому – Бо́гу.</w:t>
+      </w:r>
+    </w:p>
+    <w:p>
+      <w:pPr>
+        <w:spacing w:after="120"/>
+        <w:jc w:val="both"/>
+      </w:pPr>
+      <w:r>
+        <w:rPr>
+          <w:rFonts w:ascii="Times New Roman" w:hAnsi="Times New Roman"/>
+          <w:sz w:val="24"/>
+        </w:rPr>
+        <w:t>Прийді́те, поклоні́мся* Христо́ві, царе́ві на́шому – Бо́гу.</w:t>
+      </w:r>
+    </w:p>
+    <w:p>
+      <w:pPr>
+        <w:spacing w:after="120"/>
+        <w:jc w:val="both"/>
+      </w:pPr>
+      <w:r>
+        <w:rPr>
+          <w:rFonts w:ascii="Times New Roman" w:hAnsi="Times New Roman"/>
+          <w:sz w:val="24"/>
+        </w:rPr>
+        <w:t>Прийді́те, поклоні́мся і припаді́м* до само́го Го́спода Ісу́са Христа́ – царя́ і Бо́га на́шого.</w:t>
       </w:r>
     </w:p>
     <w:p>
@@ -3653,17 +3608,15 @@
     </w:p>
     <w:p>
       <w:pPr>
-        <w:rPr>
-          <w:rFonts w:ascii="Times New Roman" w:hAnsi="Times New Roman"/>
-          <w:sz w:val="24"/>
-        </w:rPr>
-      </w:pPr>
-      <w:r>
-        <w:rPr>
-          <w:rFonts w:ascii="Times New Roman" w:hAnsi="Times New Roman"/>
-          <w:sz w:val="24"/>
-        </w:rPr>
-        <w:t xml:space="preserve">Господи, помилуй </w:t>
+        <w:spacing w:after="120"/>
+        <w:jc w:val="both"/>
+      </w:pPr>
+      <w:r>
+        <w:rPr>
+          <w:rFonts w:ascii="Times New Roman" w:hAnsi="Times New Roman"/>
+          <w:sz w:val="24"/>
+        </w:rPr>
+        <w:t xml:space="preserve">Господи, помилуй. </w:t>
       </w:r>
       <w:r>
         <w:rPr>
@@ -3673,13 +3626,6 @@
           <w:sz w:val="24"/>
         </w:rPr>
         <w:t>(3 р.)</w:t>
-      </w:r>
-      <w:r>
-        <w:rPr>
-          <w:rFonts w:ascii="Times New Roman" w:hAnsi="Times New Roman"/>
-          <w:sz w:val="24"/>
-        </w:rPr>
-        <w:t>.</w:t>
       </w:r>
     </w:p>
     <w:p>
@@ -3877,7 +3823,7 @@
           <w:rFonts w:ascii="Times New Roman" w:hAnsi="Times New Roman"/>
           <w:sz w:val="24"/>
         </w:rPr>
-        <w:t>: Щоб сподобилися ми слухання святого Євангелія, Господа Бога молім.</w:t>
+        <w:t>: Щоб сподобилися ми слухання святого Євангелія, Господа Бога молім.</w:t>
       </w:r>
     </w:p>
     <w:p>
@@ -3902,7 +3848,7 @@
           <w:rFonts w:ascii="Times New Roman" w:hAnsi="Times New Roman"/>
           <w:sz w:val="24"/>
         </w:rPr>
-        <w:t>: Господи, помилуй </w:t>
+        <w:t xml:space="preserve">: Господи, помилуй </w:t>
       </w:r>
       <w:r>
         <w:rPr>
@@ -3936,7 +3882,7 @@
           <w:rFonts w:ascii="Times New Roman" w:hAnsi="Times New Roman"/>
           <w:sz w:val="24"/>
         </w:rPr>
-        <w:t>: Мир всім.</w:t>
+        <w:t>: Мир всім.</w:t>
       </w:r>
     </w:p>
     <w:p>
@@ -3961,7 +3907,7 @@
           <w:rFonts w:ascii="Times New Roman" w:hAnsi="Times New Roman"/>
           <w:sz w:val="24"/>
         </w:rPr>
-        <w:t>: І духові твоєму.</w:t>
+        <w:t>: І духові твоєму.</w:t>
       </w:r>
     </w:p>
     <w:p>
@@ -3986,7 +3932,7 @@
           <w:rFonts w:ascii="Times New Roman" w:hAnsi="Times New Roman"/>
           <w:sz w:val="24"/>
         </w:rPr>
-        <w:t>: Премудрість, прості, вислухаймо святого Євангелія.</w:t>
+        <w:t>: Премудрість, прості, вислухаймо святого Євангелія.</w:t>
       </w:r>
     </w:p>
     <w:p>
@@ -4011,7 +3957,7 @@
           <w:rFonts w:ascii="Times New Roman" w:hAnsi="Times New Roman"/>
           <w:sz w:val="24"/>
         </w:rPr>
-        <w:t>: Від Матея святого Євангелія читання.</w:t>
+        <w:t>: Від Матея святого Євангелія читання.</w:t>
       </w:r>
     </w:p>
     <w:p>
@@ -4036,7 +3982,7 @@
           <w:rFonts w:ascii="Times New Roman" w:hAnsi="Times New Roman"/>
           <w:sz w:val="24"/>
         </w:rPr>
-        <w:t>: Слава Тобі, Господи, слава Тобі.</w:t>
+        <w:t>: Слава Тобі, Господи, слава Тобі.</w:t>
       </w:r>
     </w:p>
     <w:p>
@@ -4061,7 +4007,7 @@
           <w:rFonts w:ascii="Times New Roman" w:hAnsi="Times New Roman"/>
           <w:sz w:val="24"/>
         </w:rPr>
-        <w:t>: Будьмо уважні.</w:t>
+        <w:t>: Будьмо уважні.</w:t>
       </w:r>
     </w:p>
     <w:p>
@@ -4448,7 +4394,7 @@
           <w:rFonts w:ascii="Times New Roman" w:hAnsi="Times New Roman"/>
           <w:sz w:val="24"/>
         </w:rPr>
-        <w:t> </w:t>
+        <w:t xml:space="preserve"> </w:t>
       </w:r>
       <w:r>
         <w:rPr>
@@ -4547,17 +4493,15 @@
     </w:p>
     <w:p>
       <w:pPr>
-        <w:rPr>
-          <w:rFonts w:ascii="Times New Roman" w:hAnsi="Times New Roman"/>
-          <w:sz w:val="24"/>
-        </w:rPr>
-      </w:pPr>
-      <w:r>
-        <w:rPr>
-          <w:rFonts w:ascii="Times New Roman" w:hAnsi="Times New Roman"/>
-          <w:sz w:val="24"/>
-        </w:rPr>
-        <w:t xml:space="preserve">Святий Боже, святий Кріпкий, святий Безсмертний, помилуй нас </w:t>
+        <w:spacing w:after="120"/>
+        <w:jc w:val="both"/>
+      </w:pPr>
+      <w:r>
+        <w:rPr>
+          <w:rFonts w:ascii="Times New Roman" w:hAnsi="Times New Roman"/>
+          <w:sz w:val="24"/>
+        </w:rPr>
+        <w:t xml:space="preserve">Святий Боже, святий Кріпкий, святий Безсмертний, помилуй нас. </w:t>
       </w:r>
       <w:r>
         <w:rPr>
@@ -4568,13 +4512,6 @@
         </w:rPr>
         <w:t>(3 р.)</w:t>
       </w:r>
-      <w:r>
-        <w:rPr>
-          <w:rFonts w:ascii="Times New Roman" w:hAnsi="Times New Roman"/>
-          <w:sz w:val="24"/>
-        </w:rPr>
-        <w:t>.</w:t>
-      </w:r>
     </w:p>
     <w:p>
       <w:pPr>
@@ -4608,17 +4545,15 @@
     </w:p>
     <w:p>
       <w:pPr>
-        <w:rPr>
-          <w:rFonts w:ascii="Times New Roman" w:hAnsi="Times New Roman"/>
-          <w:sz w:val="24"/>
-        </w:rPr>
-      </w:pPr>
-      <w:r>
-        <w:rPr>
-          <w:rFonts w:ascii="Times New Roman" w:hAnsi="Times New Roman"/>
-          <w:sz w:val="24"/>
-        </w:rPr>
-        <w:t xml:space="preserve">Господи, помилуй </w:t>
+        <w:spacing w:after="120"/>
+        <w:jc w:val="both"/>
+      </w:pPr>
+      <w:r>
+        <w:rPr>
+          <w:rFonts w:ascii="Times New Roman" w:hAnsi="Times New Roman"/>
+          <w:sz w:val="24"/>
+        </w:rPr>
+        <w:t xml:space="preserve">Господи, помилуй. </w:t>
       </w:r>
       <w:r>
         <w:rPr>
@@ -4628,13 +4563,6 @@
           <w:sz w:val="24"/>
         </w:rPr>
         <w:t>(3 р.)</w:t>
-      </w:r>
-      <w:r>
-        <w:rPr>
-          <w:rFonts w:ascii="Times New Roman" w:hAnsi="Times New Roman"/>
-          <w:sz w:val="24"/>
-        </w:rPr>
-        <w:t>.</w:t>
       </w:r>
     </w:p>
     <w:p>
@@ -4788,17 +4716,15 @@
     </w:p>
     <w:p>
       <w:pPr>
-        <w:rPr>
-          <w:rFonts w:ascii="Times New Roman" w:hAnsi="Times New Roman"/>
-          <w:sz w:val="24"/>
-        </w:rPr>
-      </w:pPr>
-      <w:r>
-        <w:rPr>
-          <w:rFonts w:ascii="Times New Roman" w:hAnsi="Times New Roman"/>
-          <w:sz w:val="24"/>
-        </w:rPr>
-        <w:t xml:space="preserve">Господи, помилуй </w:t>
+        <w:spacing w:after="120"/>
+        <w:jc w:val="both"/>
+      </w:pPr>
+      <w:r>
+        <w:rPr>
+          <w:rFonts w:ascii="Times New Roman" w:hAnsi="Times New Roman"/>
+          <w:sz w:val="24"/>
+        </w:rPr>
+        <w:t xml:space="preserve">Господи, помилуй. </w:t>
       </w:r>
       <w:r>
         <w:rPr>
@@ -4809,13 +4735,6 @@
         </w:rPr>
         <w:t>(3 р.)</w:t>
       </w:r>
-      <w:r>
-        <w:rPr>
-          <w:rFonts w:ascii="Times New Roman" w:hAnsi="Times New Roman"/>
-          <w:sz w:val="24"/>
-        </w:rPr>
-        <w:t>.</w:t>
-      </w:r>
     </w:p>
     <w:p>
       <w:pPr>
@@ -5043,23 +4962,32 @@
     </w:p>
     <w:p>
       <w:pPr>
-        <w:rPr>
-          <w:rFonts w:ascii="Times New Roman" w:hAnsi="Times New Roman"/>
-          <w:i/>
-          <w:iCs/>
-          <w:color w:val="FF0000"/>
-          <w:sz w:val="24"/>
-        </w:rPr>
-      </w:pPr>
-      <w:r>
-        <w:rPr>
-          <w:rFonts w:ascii="Times New Roman" w:hAnsi="Times New Roman"/>
-          <w:i/>
-          <w:iCs/>
-          <w:color w:val="FF0000"/>
-          <w:sz w:val="24"/>
-        </w:rPr>
-        <w:t>І знову: молитва св. Єфрема і доземний поклін.</w:t>
+        <w:spacing w:after="120"/>
+      </w:pPr>
+      <w:r>
+        <w:rPr>
+          <w:rFonts w:ascii="Times New Roman" w:hAnsi="Times New Roman"/>
+          <w:color w:val="303030"/>
+          <w:sz w:val="24"/>
+        </w:rPr>
+        <w:t xml:space="preserve">Го́споди і Влади́ко життя́ мого́! Духа ліни́вства, недбайли́вости, властолю́б'я і пустомо́вства віджени́ від ме́не. Ду́ха чистоти́, поко́ри, терпели́вости й любо́ви дару́й мені, </w:t>
+      </w:r>
+      <w:r>
+        <w:rPr>
+          <w:rFonts w:ascii="Times New Roman" w:hAnsi="Times New Roman"/>
+          <w:color w:val="303030"/>
+          <w:sz w:val="24"/>
+        </w:rPr>
+        <w:t xml:space="preserve">слузі́ Твоє́му. Так, Го́споди, Ца́рю! Дай мені́ ба́чити гріхи́ мої́ і не осу́джувати бра́та мого́, бо Ти благослове́нний на ві́ки вікі́в. Амі́нь. </w:t>
+      </w:r>
+      <w:r>
+        <w:rPr>
+          <w:rFonts w:ascii="Times New Roman" w:hAnsi="Times New Roman"/>
+          <w:i/>
+          <w:color w:val="FF3333"/>
+          <w:sz w:val="24"/>
+        </w:rPr>
+        <w:t>(Доземний поклін)</w:t>
       </w:r>
     </w:p>
     <w:p>
@@ -5083,17 +5011,15 @@
     </w:p>
     <w:p>
       <w:pPr>
-        <w:rPr>
-          <w:rFonts w:ascii="Times New Roman" w:hAnsi="Times New Roman"/>
-          <w:sz w:val="24"/>
-        </w:rPr>
-      </w:pPr>
-      <w:r>
-        <w:rPr>
-          <w:rFonts w:ascii="Times New Roman" w:hAnsi="Times New Roman"/>
-          <w:sz w:val="24"/>
-        </w:rPr>
-        <w:t xml:space="preserve">Святий Боже, святий Кріпкий, святий Безсмертний, помилуй нас </w:t>
+        <w:spacing w:after="120"/>
+        <w:jc w:val="both"/>
+      </w:pPr>
+      <w:r>
+        <w:rPr>
+          <w:rFonts w:ascii="Times New Roman" w:hAnsi="Times New Roman"/>
+          <w:sz w:val="24"/>
+        </w:rPr>
+        <w:t xml:space="preserve">Святий Боже, святий Кріпкий, святий Безсмертний, помилуй нас. </w:t>
       </w:r>
       <w:r>
         <w:rPr>
@@ -5104,13 +5030,6 @@
         </w:rPr>
         <w:t>(3 р.)</w:t>
       </w:r>
-      <w:r>
-        <w:rPr>
-          <w:rFonts w:ascii="Times New Roman" w:hAnsi="Times New Roman"/>
-          <w:sz w:val="24"/>
-        </w:rPr>
-        <w:t>.</w:t>
-      </w:r>
     </w:p>
     <w:p>
       <w:pPr>
@@ -5144,17 +5063,15 @@
     </w:p>
     <w:p>
       <w:pPr>
-        <w:rPr>
-          <w:rFonts w:ascii="Times New Roman" w:hAnsi="Times New Roman"/>
-          <w:sz w:val="24"/>
-        </w:rPr>
-      </w:pPr>
-      <w:r>
-        <w:rPr>
-          <w:rFonts w:ascii="Times New Roman" w:hAnsi="Times New Roman"/>
-          <w:sz w:val="24"/>
-        </w:rPr>
-        <w:t xml:space="preserve">Господи, помилуй </w:t>
+        <w:spacing w:after="120"/>
+        <w:jc w:val="both"/>
+      </w:pPr>
+      <w:r>
+        <w:rPr>
+          <w:rFonts w:ascii="Times New Roman" w:hAnsi="Times New Roman"/>
+          <w:sz w:val="24"/>
+        </w:rPr>
+        <w:t xml:space="preserve">Господи, помилуй. </w:t>
       </w:r>
       <w:r>
         <w:rPr>
@@ -5164,13 +5081,6 @@
           <w:sz w:val="24"/>
         </w:rPr>
         <w:t>(3 р.)</w:t>
-      </w:r>
-      <w:r>
-        <w:rPr>
-          <w:rFonts w:ascii="Times New Roman" w:hAnsi="Times New Roman"/>
-          <w:sz w:val="24"/>
-        </w:rPr>
-        <w:t>.</w:t>
       </w:r>
     </w:p>
     <w:p>
@@ -5390,26 +5300,32 @@
     </w:p>
     <w:p>
       <w:pPr>
-        <w:rPr>
-          <w:rFonts w:ascii="Times New Roman" w:hAnsi="Times New Roman"/>
-          <w:sz w:val="24"/>
-        </w:rPr>
-      </w:pPr>
-      <w:r>
-        <w:rPr>
-          <w:rFonts w:ascii="Times New Roman" w:hAnsi="Times New Roman"/>
-          <w:i/>
-          <w:color w:val="FF0000"/>
-          <w:sz w:val="24"/>
-        </w:rPr>
-        <w:t xml:space="preserve">Священик: </w:t>
-      </w:r>
-      <w:r>
-        <w:rPr>
-          <w:rFonts w:ascii="Times New Roman" w:hAnsi="Times New Roman"/>
-          <w:sz w:val="24"/>
-        </w:rPr>
-        <w:t>Слава тобі, Христе Боже, надіє наша, слава тобі!</w:t>
+        <w:spacing w:after="120"/>
+        <w:jc w:val="both"/>
+      </w:pPr>
+      <w:r>
+        <w:rPr>
+          <w:rFonts w:ascii="Times New Roman" w:hAnsi="Times New Roman"/>
+          <w:i/>
+          <w:color w:val="FF0000"/>
+          <w:sz w:val="24"/>
+        </w:rPr>
+        <w:t>Священик:</w:t>
+      </w:r>
+      <w:r>
+        <w:rPr>
+          <w:rFonts w:ascii="Times New Roman" w:hAnsi="Times New Roman"/>
+          <w:color w:val="FF0000"/>
+          <w:sz w:val="24"/>
+        </w:rPr>
+        <w:t xml:space="preserve"> </w:t>
+      </w:r>
+      <w:r>
+        <w:rPr>
+          <w:rFonts w:ascii="Times New Roman" w:hAnsi="Times New Roman"/>
+          <w:sz w:val="24"/>
+        </w:rPr>
+        <w:t>Слава тобі, Христе Боже, уповання наше, слава тобі!</w:t>
       </w:r>
     </w:p>
     <w:p>
@@ -5574,6 +5490,187 @@
     </w:p>
     <w:p>
       <w:pPr>
+        <w:spacing w:after="120"/>
+      </w:pPr>
+      <w:r>
+        <w:rPr>
+          <w:rFonts w:ascii="Times New Roman" w:hAnsi="Times New Roman"/>
+          <w:i/>
+          <w:color w:val="FF0000"/>
+          <w:sz w:val="24"/>
+        </w:rPr>
+        <w:t>Вірні:</w:t>
+      </w:r>
+      <w:r>
+        <w:rPr>
+          <w:rFonts w:ascii="Times New Roman" w:hAnsi="Times New Roman"/>
+          <w:color w:val="FF0000"/>
+          <w:sz w:val="24"/>
+        </w:rPr>
+        <w:t xml:space="preserve"> </w:t>
+      </w:r>
+      <w:r>
+        <w:rPr>
+          <w:rFonts w:ascii="Times New Roman" w:hAnsi="Times New Roman"/>
+          <w:sz w:val="24"/>
+        </w:rPr>
+        <w:t>Амі́нь.</w:t>
+      </w:r>
+    </w:p>
+    <w:p>
+      <w:pPr>
+        <w:spacing w:after="120"/>
+      </w:pPr>
+      <w:r>
+        <w:rPr>
+          <w:rFonts w:ascii="Times New Roman" w:hAnsi="Times New Roman"/>
+          <w:sz w:val="24"/>
+        </w:rPr>
+        <w:t>Сла́ва Тобі́, Бо́же наш, сла́ва Тобі́.</w:t>
+      </w:r>
+    </w:p>
+    <w:p>
+      <w:pPr>
+        <w:spacing w:after="120"/>
+      </w:pPr>
+      <w:r>
+        <w:rPr>
+          <w:rFonts w:ascii="Times New Roman" w:hAnsi="Times New Roman"/>
+          <w:sz w:val="24"/>
+        </w:rPr>
+        <w:t>Ца́рю небе́сний, утіши́телю, Ду́ше íстини,* що всю́ди єси́ і все наповня́єш,* скарбни́це благ і життя́ пода́телю,* прийди́, і всели́ся в нас,* і очи́сти нас від уся́кої скве́рни,* і спаси́, благи́й, ду́ші на́ші.</w:t>
+      </w:r>
+    </w:p>
+    <w:p>
+      <w:pPr>
+        <w:spacing w:after="120"/>
+        <w:jc w:val="both"/>
+      </w:pPr>
+      <w:r>
+        <w:rPr>
+          <w:rFonts w:ascii="Times New Roman" w:hAnsi="Times New Roman"/>
+          <w:sz w:val="24"/>
+        </w:rPr>
+        <w:t xml:space="preserve">Святий Боже, святий Кріпкий, святий Безсмертний, помилуй нас. </w:t>
+      </w:r>
+      <w:r>
+        <w:rPr>
+          <w:rFonts w:ascii="Times New Roman" w:hAnsi="Times New Roman"/>
+          <w:i/>
+          <w:color w:val="FF0000"/>
+          <w:sz w:val="24"/>
+        </w:rPr>
+        <w:t>(3 р.)</w:t>
+      </w:r>
+    </w:p>
+    <w:p>
+      <w:pPr>
+        <w:rPr>
+          <w:rFonts w:ascii="Times New Roman" w:hAnsi="Times New Roman"/>
+          <w:sz w:val="24"/>
+        </w:rPr>
+      </w:pPr>
+      <w:r>
+        <w:rPr>
+          <w:rFonts w:ascii="Times New Roman" w:hAnsi="Times New Roman"/>
+          <w:sz w:val="24"/>
+        </w:rPr>
+        <w:t>Слава Отцю, і Сину, і Святому Духові,* і нині і повсякчас, і на віки вічні. Амінь.</w:t>
+      </w:r>
+    </w:p>
+    <w:p>
+      <w:pPr>
+        <w:rPr>
+          <w:rFonts w:ascii="Times New Roman" w:hAnsi="Times New Roman"/>
+          <w:sz w:val="24"/>
+        </w:rPr>
+      </w:pPr>
+      <w:r>
+        <w:rPr>
+          <w:rFonts w:ascii="Times New Roman" w:hAnsi="Times New Roman"/>
+          <w:sz w:val="24"/>
+        </w:rPr>
+        <w:t>Пресвята Тройце, помилуй нас;* Господи, очисти гріхи наші;* Владико, прости беззаконня наші;* Святий, завітай і зціли немочі наші імени твого ради.</w:t>
+      </w:r>
+    </w:p>
+    <w:p>
+      <w:pPr>
+        <w:spacing w:after="120"/>
+        <w:jc w:val="both"/>
+      </w:pPr>
+      <w:r>
+        <w:rPr>
+          <w:rFonts w:ascii="Times New Roman" w:hAnsi="Times New Roman"/>
+          <w:sz w:val="24"/>
+        </w:rPr>
+        <w:t xml:space="preserve">Господи, помилуй. </w:t>
+      </w:r>
+      <w:r>
+        <w:rPr>
+          <w:rFonts w:ascii="Times New Roman" w:hAnsi="Times New Roman"/>
+          <w:i/>
+          <w:color w:val="FF0000"/>
+          <w:sz w:val="24"/>
+        </w:rPr>
+        <w:t>(3 р.)</w:t>
+      </w:r>
+    </w:p>
+    <w:p>
+      <w:pPr>
+        <w:rPr>
+          <w:rFonts w:ascii="Times New Roman" w:hAnsi="Times New Roman"/>
+          <w:sz w:val="24"/>
+        </w:rPr>
+      </w:pPr>
+      <w:r>
+        <w:rPr>
+          <w:rFonts w:ascii="Times New Roman" w:hAnsi="Times New Roman"/>
+          <w:sz w:val="24"/>
+        </w:rPr>
+        <w:t>Слава Отцю, і Сину, і Святому Духові,* і нині, і повсякчас, і на віки вічні. Амінь.</w:t>
+      </w:r>
+    </w:p>
+    <w:p>
+      <w:pPr>
+        <w:rPr>
+          <w:rFonts w:ascii="Times New Roman" w:hAnsi="Times New Roman"/>
+          <w:sz w:val="24"/>
+        </w:rPr>
+      </w:pPr>
+      <w:r>
+        <w:rPr>
+          <w:rFonts w:ascii="Times New Roman" w:hAnsi="Times New Roman"/>
+          <w:sz w:val="24"/>
+        </w:rPr>
+        <w:t>Отче наш, що єси на небесах,* нехай святиться ім’я твоє,* нехай прийде царство твоє,* нехай буде воля твоя, як на небі, так і на землі.* Хліб наш насущний дай нам сьогодні,* і прости нам провини наші,* як і ми прощаємо винуватцям нашим,* і не введи нас у спокусу,* але визволи нас від лукавого.</w:t>
+      </w:r>
+    </w:p>
+    <w:p>
+      <w:pPr>
+        <w:rPr>
+          <w:rFonts w:ascii="Times New Roman" w:hAnsi="Times New Roman"/>
+          <w:sz w:val="24"/>
+        </w:rPr>
+      </w:pPr>
+      <w:r>
+        <w:rPr>
+          <w:rFonts w:ascii="Times New Roman" w:hAnsi="Times New Roman"/>
+          <w:i/>
+          <w:color w:val="FF0000"/>
+          <w:sz w:val="24"/>
+        </w:rPr>
+        <w:t xml:space="preserve">Священик: </w:t>
+      </w:r>
+      <w:r>
+        <w:rPr>
+          <w:rFonts w:ascii="Times New Roman" w:hAnsi="Times New Roman"/>
+          <w:sz w:val="24"/>
+        </w:rPr>
+        <w:t>Бо твоє є царство, і сила, і слава, Отця, і Сина, і Святого Духа, нині і повсякчас, і на віки вічні.</w:t>
+      </w:r>
+    </w:p>
+    <w:p>
+      <w:pPr>
         <w:rPr>
           <w:rFonts w:ascii="Times New Roman" w:hAnsi="Times New Roman"/>
           <w:sz w:val="24"/>
@@ -5593,46 +5690,31 @@
           <w:rFonts w:ascii="Times New Roman" w:hAnsi="Times New Roman"/>
           <w:sz w:val="24"/>
         </w:rPr>
-        <w:t>Амінь. Слава тобі, Боже наш, слава тобі.</w:t>
-      </w:r>
-    </w:p>
-    <w:p>
-      <w:pPr>
-        <w:rPr>
-          <w:rFonts w:ascii="Times New Roman" w:hAnsi="Times New Roman"/>
-          <w:sz w:val="24"/>
-        </w:rPr>
-      </w:pPr>
-      <w:r>
-        <w:rPr>
-          <w:rFonts w:ascii="Times New Roman" w:hAnsi="Times New Roman"/>
-          <w:sz w:val="24"/>
-        </w:rPr>
-        <w:t>Царю небесний, утішителю, Душе істини,* що всюди єси і все наповняєш,* скарбе дібр і життя подателю,* прийди і вселися в нас,* і очисти нас від усякої скверни,* і спаси, Благий, душі наші.</w:t>
-      </w:r>
-    </w:p>
-    <w:p>
-      <w:pPr>
-        <w:rPr>
-          <w:rFonts w:ascii="Times New Roman" w:hAnsi="Times New Roman"/>
-          <w:sz w:val="24"/>
-        </w:rPr>
-      </w:pPr>
-      <w:r>
-        <w:rPr>
-          <w:rFonts w:ascii="Times New Roman" w:hAnsi="Times New Roman"/>
-          <w:sz w:val="24"/>
-        </w:rPr>
-        <w:t xml:space="preserve">Святий Боже, святий Кріпкий, святий Безсмертний, помилуй нас </w:t>
-      </w:r>
-      <w:r>
-        <w:rPr>
-          <w:rFonts w:ascii="Times New Roman" w:hAnsi="Times New Roman"/>
-          <w:i/>
-          <w:color w:val="FF0000"/>
-          <w:sz w:val="24"/>
-        </w:rPr>
-        <w:t>(3 р.)</w:t>
+        <w:t>Амінь.</w:t>
+      </w:r>
+    </w:p>
+    <w:p>
+      <w:pPr>
+        <w:rPr>
+          <w:rFonts w:ascii="Times New Roman" w:hAnsi="Times New Roman"/>
+          <w:sz w:val="24"/>
+        </w:rPr>
+      </w:pPr>
+      <w:r>
+        <w:rPr>
+          <w:rFonts w:ascii="Times New Roman" w:hAnsi="Times New Roman"/>
+          <w:sz w:val="24"/>
+        </w:rPr>
+        <w:t xml:space="preserve">Господи, помилуй </w:t>
+      </w:r>
+      <w:r>
+        <w:rPr>
+          <w:rFonts w:ascii="Times New Roman" w:hAnsi="Times New Roman"/>
+          <w:i/>
+          <w:color w:val="FF0000"/>
+          <w:sz w:val="24"/>
+        </w:rPr>
+        <w:t>(12 р.)</w:t>
       </w:r>
       <w:r>
         <w:rPr>
@@ -5654,223 +5736,46 @@
           <w:rFonts w:ascii="Times New Roman" w:hAnsi="Times New Roman"/>
           <w:sz w:val="24"/>
         </w:rPr>
-        <w:t>Слава Отцю, і Сину, і Святому Духові,* і нині і повсякчас, і на віки вічні. Амінь.</w:t>
-      </w:r>
-    </w:p>
-    <w:p>
-      <w:pPr>
-        <w:rPr>
-          <w:rFonts w:ascii="Times New Roman" w:hAnsi="Times New Roman"/>
-          <w:sz w:val="24"/>
-        </w:rPr>
-      </w:pPr>
-      <w:r>
-        <w:rPr>
-          <w:rFonts w:ascii="Times New Roman" w:hAnsi="Times New Roman"/>
-          <w:sz w:val="24"/>
-        </w:rPr>
-        <w:t>Пресвята Тройце, помилуй нас;* Господи, очисти гріхи наші;* Владико, прости беззаконня наші;* Святий, завітай і зціли немочі наші імени твого ради.</w:t>
-      </w:r>
-    </w:p>
-    <w:p>
-      <w:pPr>
-        <w:rPr>
-          <w:rFonts w:ascii="Times New Roman" w:hAnsi="Times New Roman"/>
-          <w:sz w:val="24"/>
-        </w:rPr>
-      </w:pPr>
-      <w:r>
-        <w:rPr>
-          <w:rFonts w:ascii="Times New Roman" w:hAnsi="Times New Roman"/>
-          <w:sz w:val="24"/>
-        </w:rPr>
-        <w:t xml:space="preserve">Господи, помилуй </w:t>
-      </w:r>
-      <w:r>
-        <w:rPr>
-          <w:rFonts w:ascii="Times New Roman" w:hAnsi="Times New Roman"/>
-          <w:i/>
-          <w:color w:val="FF0000"/>
-          <w:sz w:val="24"/>
-        </w:rPr>
-        <w:t>(3 р.)</w:t>
-      </w:r>
-      <w:r>
-        <w:rPr>
-          <w:rFonts w:ascii="Times New Roman" w:hAnsi="Times New Roman"/>
-          <w:sz w:val="24"/>
-        </w:rPr>
-        <w:t>.</w:t>
-      </w:r>
-    </w:p>
-    <w:p>
-      <w:pPr>
-        <w:rPr>
-          <w:rFonts w:ascii="Times New Roman" w:hAnsi="Times New Roman"/>
-          <w:sz w:val="24"/>
-        </w:rPr>
-      </w:pPr>
-      <w:r>
-        <w:rPr>
-          <w:rFonts w:ascii="Times New Roman" w:hAnsi="Times New Roman"/>
-          <w:sz w:val="24"/>
-        </w:rPr>
         <w:t>Слава Отцю, і Сину, і Святому Духові,* і нині, і повсякчас, і на віки вічні. Амінь.</w:t>
       </w:r>
     </w:p>
     <w:p>
       <w:pPr>
-        <w:rPr>
-          <w:rFonts w:ascii="Times New Roman" w:hAnsi="Times New Roman"/>
-          <w:sz w:val="24"/>
-        </w:rPr>
-      </w:pPr>
-      <w:r>
-        <w:rPr>
-          <w:rFonts w:ascii="Times New Roman" w:hAnsi="Times New Roman"/>
-          <w:sz w:val="24"/>
-        </w:rPr>
-        <w:t>Отче наш, що єси на небесах,* нехай святиться ім’я твоє,* нехай прийде царство твоє,* нехай буде воля твоя, як на небі, так і на землі.* Хліб наш насущний дай нам сьогодні,* і прости нам провини наші,* як і ми прощаємо винуватцям нашим,* і не введи нас у спокусу,* але визволи нас від лукавого.</w:t>
-      </w:r>
-    </w:p>
-    <w:p>
-      <w:pPr>
-        <w:rPr>
-          <w:rFonts w:ascii="Times New Roman" w:hAnsi="Times New Roman"/>
-          <w:sz w:val="24"/>
-        </w:rPr>
-      </w:pPr>
-      <w:r>
-        <w:rPr>
-          <w:rFonts w:ascii="Times New Roman" w:hAnsi="Times New Roman"/>
-          <w:i/>
-          <w:color w:val="FF0000"/>
-          <w:sz w:val="24"/>
-        </w:rPr>
-        <w:t xml:space="preserve">Священик: </w:t>
-      </w:r>
-      <w:r>
-        <w:rPr>
-          <w:rFonts w:ascii="Times New Roman" w:hAnsi="Times New Roman"/>
-          <w:sz w:val="24"/>
-        </w:rPr>
-        <w:t>Бо твоє є царство, і сила, і слава, Отця, і Сина, і Святого Духа, нині і повсякчас, і на віки вічні.</w:t>
-      </w:r>
-    </w:p>
-    <w:p>
-      <w:pPr>
-        <w:rPr>
-          <w:rFonts w:ascii="Times New Roman" w:hAnsi="Times New Roman"/>
-          <w:sz w:val="24"/>
-        </w:rPr>
-      </w:pPr>
-      <w:r>
-        <w:rPr>
-          <w:rFonts w:ascii="Times New Roman" w:hAnsi="Times New Roman"/>
-          <w:i/>
-          <w:color w:val="FF0000"/>
-          <w:sz w:val="24"/>
-        </w:rPr>
-        <w:t xml:space="preserve">Вірні: </w:t>
-      </w:r>
-      <w:r>
-        <w:rPr>
-          <w:rFonts w:ascii="Times New Roman" w:hAnsi="Times New Roman"/>
-          <w:sz w:val="24"/>
-        </w:rPr>
-        <w:t>Амінь.</w:t>
-      </w:r>
-    </w:p>
-    <w:p>
-      <w:pPr>
-        <w:rPr>
-          <w:rFonts w:ascii="Times New Roman" w:hAnsi="Times New Roman"/>
-          <w:sz w:val="24"/>
-        </w:rPr>
-      </w:pPr>
-      <w:r>
-        <w:rPr>
-          <w:rFonts w:ascii="Times New Roman" w:hAnsi="Times New Roman"/>
-          <w:sz w:val="24"/>
-        </w:rPr>
-        <w:t xml:space="preserve">Господи, помилуй </w:t>
-      </w:r>
-      <w:r>
-        <w:rPr>
-          <w:rFonts w:ascii="Times New Roman" w:hAnsi="Times New Roman"/>
-          <w:i/>
-          <w:color w:val="FF0000"/>
-          <w:sz w:val="24"/>
-        </w:rPr>
-        <w:t>(12 р.)</w:t>
-      </w:r>
-      <w:r>
-        <w:rPr>
-          <w:rFonts w:ascii="Times New Roman" w:hAnsi="Times New Roman"/>
-          <w:sz w:val="24"/>
-        </w:rPr>
-        <w:t>.</w:t>
-      </w:r>
-    </w:p>
-    <w:p>
-      <w:pPr>
-        <w:rPr>
-          <w:rFonts w:ascii="Times New Roman" w:hAnsi="Times New Roman"/>
-          <w:sz w:val="24"/>
-        </w:rPr>
-      </w:pPr>
-      <w:r>
-        <w:rPr>
-          <w:rFonts w:ascii="Times New Roman" w:hAnsi="Times New Roman"/>
-          <w:sz w:val="24"/>
-        </w:rPr>
-        <w:t>Слава Отцю, і Сину, і Святому Духові,* і нині, і повсякчас, і на віки вічні. Амінь.</w:t>
-      </w:r>
-    </w:p>
-    <w:p>
-      <w:pPr>
-        <w:rPr>
-          <w:rFonts w:ascii="Times New Roman" w:hAnsi="Times New Roman"/>
-          <w:sz w:val="24"/>
-        </w:rPr>
-      </w:pPr>
-      <w:r>
-        <w:rPr>
-          <w:rFonts w:ascii="Times New Roman" w:hAnsi="Times New Roman"/>
-          <w:sz w:val="24"/>
-        </w:rPr>
-        <w:t>Прийдіте, поклонімся* Цареві нашому Богу.</w:t>
-      </w:r>
-    </w:p>
-    <w:p>
-      <w:pPr>
-        <w:rPr>
-          <w:rFonts w:ascii="Times New Roman" w:hAnsi="Times New Roman"/>
-          <w:sz w:val="24"/>
-        </w:rPr>
-      </w:pPr>
-      <w:r>
-        <w:rPr>
-          <w:rFonts w:ascii="Times New Roman" w:hAnsi="Times New Roman"/>
-          <w:sz w:val="24"/>
-        </w:rPr>
-        <w:t>Прийдіте, поклонімся* Христові, Цареві нашому Богу.</w:t>
-      </w:r>
-    </w:p>
-    <w:p>
-      <w:pPr>
-        <w:rPr>
-          <w:rFonts w:ascii="Times New Roman" w:hAnsi="Times New Roman"/>
-          <w:sz w:val="24"/>
-          <w:szCs w:val="32"/>
-        </w:rPr>
-      </w:pPr>
-      <w:r>
-        <w:rPr>
-          <w:rFonts w:ascii="Times New Roman" w:hAnsi="Times New Roman"/>
-          <w:sz w:val="24"/>
-        </w:rPr>
-        <w:t>Прийдіте, поклонімся і припадім* до самого Господа Ісуса Христа, Царя і Бога нашого.</w:t>
+        <w:spacing w:after="120"/>
+        <w:jc w:val="both"/>
+      </w:pPr>
+      <w:r>
+        <w:rPr>
+          <w:rFonts w:ascii="Times New Roman" w:hAnsi="Times New Roman"/>
+          <w:sz w:val="24"/>
+        </w:rPr>
+        <w:t>Прийді́те, поклоні́мся* царе́ві на́шому – Бо́гу.</w:t>
+      </w:r>
+    </w:p>
+    <w:p>
+      <w:pPr>
+        <w:spacing w:after="120"/>
+        <w:jc w:val="both"/>
+      </w:pPr>
+      <w:r>
+        <w:rPr>
+          <w:rFonts w:ascii="Times New Roman" w:hAnsi="Times New Roman"/>
+          <w:sz w:val="24"/>
+        </w:rPr>
+        <w:t>Прийді́те, поклоні́мся* Христо́ві, царе́ві на́шому – Бо́гу.</w:t>
+      </w:r>
+    </w:p>
+    <w:p>
+      <w:pPr>
+        <w:spacing w:after="120"/>
+        <w:jc w:val="both"/>
+      </w:pPr>
+      <w:r>
+        <w:rPr>
+          <w:rFonts w:ascii="Times New Roman" w:hAnsi="Times New Roman"/>
+          <w:sz w:val="24"/>
+        </w:rPr>
+        <w:t>Прийді́те, поклоні́мся і припаді́м* до само́го Го́спода Ісу́са Христа́ – царя́ і Бо́га на́шого.</w:t>
       </w:r>
     </w:p>
     <w:p>
@@ -6696,17 +6601,15 @@
     </w:p>
     <w:p>
       <w:pPr>
-        <w:rPr>
-          <w:rFonts w:ascii="Times New Roman" w:hAnsi="Times New Roman"/>
-          <w:sz w:val="24"/>
-        </w:rPr>
-      </w:pPr>
-      <w:r>
-        <w:rPr>
-          <w:rFonts w:ascii="Times New Roman" w:hAnsi="Times New Roman"/>
-          <w:sz w:val="24"/>
-        </w:rPr>
-        <w:t xml:space="preserve">Господи, помилуй </w:t>
+        <w:spacing w:after="120"/>
+        <w:jc w:val="both"/>
+      </w:pPr>
+      <w:r>
+        <w:rPr>
+          <w:rFonts w:ascii="Times New Roman" w:hAnsi="Times New Roman"/>
+          <w:sz w:val="24"/>
+        </w:rPr>
+        <w:t xml:space="preserve">Господи, помилуй. </w:t>
       </w:r>
       <w:r>
         <w:rPr>
@@ -6717,154 +6620,364 @@
         </w:rPr>
         <w:t>(3 р.)</w:t>
       </w:r>
-      <w:r>
-        <w:rPr>
-          <w:rFonts w:ascii="Times New Roman" w:hAnsi="Times New Roman"/>
+    </w:p>
+    <w:p>
+      <w:pPr>
+        <w:rPr>
+          <w:rFonts w:ascii="Times New Roman" w:hAnsi="Times New Roman"/>
+          <w:sz w:val="24"/>
+        </w:rPr>
+      </w:pPr>
+      <w:r>
+        <w:rPr>
+          <w:rFonts w:ascii="Times New Roman" w:hAnsi="Times New Roman"/>
+          <w:i/>
+          <w:color w:val="FF0000"/>
+          <w:sz w:val="24"/>
+        </w:rPr>
+        <w:t>Тропар (г. 6)</w:t>
+      </w:r>
+      <w:r>
+        <w:rPr>
+          <w:rFonts w:ascii="Times New Roman" w:hAnsi="Times New Roman"/>
+          <w:sz w:val="24"/>
+        </w:rPr>
+        <w:t>: Ти, Христе Боже, що в шостий день і годину* на хресті прибив зухвалий гріх Адама в раю,* розірви рукописання й наших гріхів* і спаси нас.</w:t>
+      </w:r>
+    </w:p>
+    <w:p>
+      <w:pPr>
+        <w:rPr>
+          <w:rFonts w:ascii="Times New Roman" w:hAnsi="Times New Roman"/>
+          <w:sz w:val="24"/>
+        </w:rPr>
+      </w:pPr>
+      <w:r>
+        <w:rPr>
+          <w:rFonts w:ascii="Times New Roman" w:hAnsi="Times New Roman"/>
+          <w:i/>
+          <w:color w:val="FF0000"/>
+          <w:sz w:val="24"/>
+        </w:rPr>
+        <w:t xml:space="preserve">Стих: </w:t>
+      </w:r>
+      <w:r>
+        <w:rPr>
+          <w:rFonts w:ascii="Times New Roman" w:hAnsi="Times New Roman"/>
+          <w:sz w:val="24"/>
+        </w:rPr>
+        <w:t>Вислухай, Боже, молитву мою і не погорди благанням моїм.</w:t>
+      </w:r>
+    </w:p>
+    <w:p>
+      <w:pPr>
+        <w:rPr>
+          <w:rFonts w:ascii="Times New Roman" w:hAnsi="Times New Roman"/>
+          <w:sz w:val="24"/>
+        </w:rPr>
+      </w:pPr>
+      <w:r>
+        <w:rPr>
+          <w:rFonts w:ascii="Times New Roman" w:hAnsi="Times New Roman"/>
+          <w:i/>
+          <w:color w:val="FF0000"/>
+          <w:sz w:val="24"/>
+        </w:rPr>
+        <w:t xml:space="preserve">Стих: </w:t>
+      </w:r>
+      <w:r>
+        <w:rPr>
+          <w:rFonts w:ascii="Times New Roman" w:hAnsi="Times New Roman"/>
+          <w:sz w:val="24"/>
+        </w:rPr>
+        <w:t>Я до Бога взиваю, і Господь вислухає мене.</w:t>
+      </w:r>
+    </w:p>
+    <w:p>
+      <w:pPr>
+        <w:rPr>
+          <w:rFonts w:ascii="Times New Roman" w:hAnsi="Times New Roman"/>
+          <w:sz w:val="24"/>
+        </w:rPr>
+      </w:pPr>
+      <w:r>
+        <w:rPr>
+          <w:rFonts w:ascii="Times New Roman" w:hAnsi="Times New Roman"/>
+          <w:sz w:val="24"/>
+        </w:rPr>
+        <w:t>Слава Отцю, і Сину, і Святому Духові і нині, і повсякчас, і на віки вічні. Амінь.</w:t>
+      </w:r>
+    </w:p>
+    <w:p>
+      <w:pPr>
+        <w:rPr>
+          <w:rFonts w:ascii="Times New Roman" w:hAnsi="Times New Roman"/>
+          <w:sz w:val="24"/>
+        </w:rPr>
+      </w:pPr>
+      <w:r>
+        <w:rPr>
+          <w:rFonts w:ascii="Times New Roman" w:hAnsi="Times New Roman"/>
+          <w:sz w:val="24"/>
+        </w:rPr>
+        <w:t>Тому, що не маємо сміливости задля великих гріхів наших,* ти, Богородице Діво, Народженого від тебе благай,* бо вельми могутня молитва Матері до милосердя Владики.* Не погордуй благаннями грішних, Всечиста,* бо милостивий і спасти може той,* хто й страждати за нас ізволив.</w:t>
+      </w:r>
+    </w:p>
+    <w:p>
+      <w:pPr>
+        <w:jc w:val="center"/>
+        <w:rPr>
+          <w:rFonts w:ascii="Times New Roman" w:hAnsi="Times New Roman"/>
+          <w:i/>
+          <w:color w:val="FF0000"/>
+          <w:sz w:val="24"/>
+        </w:rPr>
+      </w:pPr>
+      <w:r>
+        <w:rPr>
+          <w:rFonts w:ascii="Times New Roman" w:hAnsi="Times New Roman"/>
+          <w:i/>
+          <w:color w:val="FF0000"/>
+          <w:sz w:val="24"/>
+        </w:rPr>
+        <w:t>Три малі поклони</w:t>
+      </w:r>
+    </w:p>
+    <w:p>
+      <w:pPr>
+        <w:jc w:val="center"/>
+        <w:rPr>
+          <w:rFonts w:ascii="Times New Roman" w:hAnsi="Times New Roman"/>
+          <w:i/>
+          <w:color w:val="FF0000"/>
+          <w:sz w:val="24"/>
+        </w:rPr>
+      </w:pPr>
+      <w:r>
+        <w:rPr>
+          <w:rFonts w:ascii="Times New Roman" w:hAnsi="Times New Roman"/>
+          <w:i/>
+          <w:color w:val="FF0000"/>
+          <w:sz w:val="24"/>
+        </w:rPr>
+        <w:t>*****</w:t>
+      </w:r>
+    </w:p>
+    <w:p>
+      <w:pPr>
+        <w:spacing w:after="100" w:afterAutospacing="1" w:line="240" w:lineRule="auto"/>
+        <w:rPr>
+          <w:rFonts w:ascii="Times New Roman" w:hAnsi="Times New Roman"/>
+          <w:sz w:val="24"/>
+        </w:rPr>
+      </w:pPr>
+      <w:r>
+        <w:rPr>
+          <w:rFonts w:ascii="Times New Roman" w:hAnsi="Times New Roman"/>
+          <w:i/>
+          <w:color w:val="FF0000"/>
+          <w:sz w:val="24"/>
+        </w:rPr>
+        <w:t xml:space="preserve">Тропар пророцтва </w:t>
+      </w:r>
+      <w:r>
+        <w:rPr>
+          <w:rFonts w:ascii="Times New Roman" w:hAnsi="Times New Roman"/>
+          <w:i/>
+          <w:color w:val="FF0000"/>
+          <w:sz w:val="24"/>
+        </w:rPr>
+        <w:t>(</w:t>
+      </w:r>
+      <w:r>
+        <w:rPr>
+          <w:rFonts w:ascii="Times New Roman" w:hAnsi="Times New Roman"/>
+          <w:i/>
+          <w:color w:val="FF0000"/>
+          <w:sz w:val="24"/>
+        </w:rPr>
+        <w:t>г</w:t>
+      </w:r>
+      <w:r>
+        <w:rPr>
+          <w:rFonts w:ascii="Times New Roman" w:hAnsi="Times New Roman"/>
+          <w:i/>
+          <w:color w:val="FF0000"/>
+          <w:sz w:val="24"/>
+        </w:rPr>
+        <w:t xml:space="preserve">. </w:t>
+      </w:r>
+      <w:r>
+        <w:rPr>
+          <w:rFonts w:ascii="Times New Roman" w:hAnsi="Times New Roman"/>
+          <w:i/>
+          <w:color w:val="FF0000"/>
+          <w:sz w:val="24"/>
+        </w:rPr>
+        <w:t>6</w:t>
+      </w:r>
+      <w:r>
+        <w:rPr>
+          <w:rFonts w:ascii="Times New Roman" w:hAnsi="Times New Roman"/>
+          <w:i/>
+          <w:color w:val="FF0000"/>
+          <w:sz w:val="24"/>
+        </w:rPr>
+        <w:t>)</w:t>
+      </w:r>
+      <w:r>
+        <w:rPr>
+          <w:rFonts w:ascii="Times New Roman" w:hAnsi="Times New Roman"/>
+          <w:i/>
+          <w:color w:val="FF0000"/>
+          <w:sz w:val="24"/>
+        </w:rPr>
+        <w:t>:</w:t>
+      </w:r>
+      <w:r>
+        <w:rPr>
+          <w:rFonts w:ascii="Times New Roman" w:hAnsi="Times New Roman"/>
+          <w:sz w:val="24"/>
+        </w:rPr>
+        <w:t xml:space="preserve"> Душею розчуленою припадаю до Тебе і молю Тебе, Спасе світу, бо Ти єси Бог тих, що каються.</w:t>
+      </w:r>
+    </w:p>
+    <w:p>
+      <w:pPr>
+        <w:spacing w:after="100" w:afterAutospacing="1" w:line="240" w:lineRule="auto"/>
+        <w:rPr>
+          <w:rFonts w:ascii="Times New Roman" w:hAnsi="Times New Roman"/>
+          <w:sz w:val="24"/>
+        </w:rPr>
+      </w:pPr>
+      <w:r>
+        <w:rPr>
+          <w:rFonts w:ascii="Times New Roman" w:hAnsi="Times New Roman"/>
+          <w:sz w:val="24"/>
+        </w:rPr>
+        <w:t xml:space="preserve">Слава, і нині: </w:t>
+      </w:r>
+      <w:r>
+        <w:rPr>
+          <w:rFonts w:ascii="Times New Roman" w:hAnsi="Times New Roman"/>
+          <w:i/>
+          <w:color w:val="FF0000"/>
+          <w:sz w:val="24"/>
+        </w:rPr>
+        <w:t>знову тропар пророцтва</w:t>
+      </w:r>
+    </w:p>
+    <w:p>
+      <w:pPr>
+        <w:spacing w:after="100" w:afterAutospacing="1" w:line="240" w:lineRule="auto"/>
+        <w:rPr>
+          <w:rFonts w:ascii="Times New Roman" w:hAnsi="Times New Roman"/>
+          <w:sz w:val="24"/>
+        </w:rPr>
+      </w:pPr>
+      <w:r>
+        <w:rPr>
+          <w:rFonts w:ascii="Times New Roman" w:hAnsi="Times New Roman"/>
+          <w:i/>
+          <w:color w:val="FF0000"/>
+          <w:sz w:val="24"/>
+        </w:rPr>
+        <w:t>Священик:</w:t>
+      </w:r>
+      <w:r>
+        <w:rPr>
+          <w:rFonts w:ascii="Times New Roman" w:hAnsi="Times New Roman"/>
+          <w:sz w:val="24"/>
+        </w:rPr>
+        <w:t xml:space="preserve"> Будьмо уважні. Мир усім. Премудрість, будьмо уважні.</w:t>
+      </w:r>
+    </w:p>
+    <w:p>
+      <w:pPr>
+        <w:spacing w:after="100" w:afterAutospacing="1" w:line="240" w:lineRule="auto"/>
+        <w:rPr>
+          <w:rFonts w:ascii="Times New Roman" w:hAnsi="Times New Roman"/>
+          <w:sz w:val="24"/>
+        </w:rPr>
+      </w:pPr>
+      <w:r>
+        <w:rPr>
+          <w:rFonts w:ascii="Times New Roman" w:hAnsi="Times New Roman"/>
+          <w:i/>
+          <w:color w:val="FF0000"/>
+          <w:sz w:val="24"/>
+        </w:rPr>
+        <w:t>Прокімен</w:t>
+      </w:r>
+      <w:r>
+        <w:rPr>
+          <w:rFonts w:ascii="Times New Roman" w:hAnsi="Times New Roman"/>
+          <w:i/>
+          <w:color w:val="FF0000"/>
+          <w:sz w:val="24"/>
+        </w:rPr>
+        <w:t xml:space="preserve"> (</w:t>
+      </w:r>
+      <w:r>
+        <w:rPr>
+          <w:rFonts w:ascii="Times New Roman" w:hAnsi="Times New Roman"/>
+          <w:i/>
+          <w:color w:val="FF0000"/>
+          <w:sz w:val="24"/>
+        </w:rPr>
+        <w:t>г</w:t>
+      </w:r>
+      <w:r>
+        <w:rPr>
+          <w:rFonts w:ascii="Times New Roman" w:hAnsi="Times New Roman"/>
+          <w:i/>
+          <w:color w:val="FF0000"/>
           <w:sz w:val="24"/>
         </w:rPr>
         <w:t>.</w:t>
       </w:r>
-    </w:p>
-    <w:p>
-      <w:pPr>
-        <w:rPr>
-          <w:rFonts w:ascii="Times New Roman" w:hAnsi="Times New Roman"/>
-          <w:sz w:val="24"/>
-        </w:rPr>
-      </w:pPr>
-      <w:r>
-        <w:rPr>
-          <w:rFonts w:ascii="Times New Roman" w:hAnsi="Times New Roman"/>
-          <w:i/>
-          <w:color w:val="FF0000"/>
-          <w:sz w:val="24"/>
-        </w:rPr>
-        <w:t>Тропар (г. 6)</w:t>
-      </w:r>
-      <w:r>
-        <w:rPr>
-          <w:rFonts w:ascii="Times New Roman" w:hAnsi="Times New Roman"/>
-          <w:sz w:val="24"/>
-        </w:rPr>
-        <w:t>: Ти, Христе Боже, що в шостий день і годину* на хресті прибив зухвалий гріх Адама в раю,* розірви рукописання й наших гріхів* і спаси нас.</w:t>
-      </w:r>
-    </w:p>
-    <w:p>
-      <w:pPr>
-        <w:rPr>
-          <w:rFonts w:ascii="Times New Roman" w:hAnsi="Times New Roman"/>
-          <w:sz w:val="24"/>
-        </w:rPr>
-      </w:pPr>
-      <w:r>
-        <w:rPr>
-          <w:rFonts w:ascii="Times New Roman" w:hAnsi="Times New Roman"/>
-          <w:i/>
-          <w:color w:val="FF0000"/>
-          <w:sz w:val="24"/>
-        </w:rPr>
-        <w:t xml:space="preserve">Стих: </w:t>
-      </w:r>
-      <w:r>
-        <w:rPr>
-          <w:rFonts w:ascii="Times New Roman" w:hAnsi="Times New Roman"/>
-          <w:sz w:val="24"/>
-        </w:rPr>
-        <w:t>Вислухай, Боже, молитву мою і не погорди благанням моїм.</w:t>
-      </w:r>
-    </w:p>
-    <w:p>
-      <w:pPr>
-        <w:rPr>
-          <w:rFonts w:ascii="Times New Roman" w:hAnsi="Times New Roman"/>
-          <w:sz w:val="24"/>
-        </w:rPr>
-      </w:pPr>
-      <w:r>
-        <w:rPr>
-          <w:rFonts w:ascii="Times New Roman" w:hAnsi="Times New Roman"/>
-          <w:i/>
-          <w:color w:val="FF0000"/>
-          <w:sz w:val="24"/>
-        </w:rPr>
-        <w:t xml:space="preserve">Стих: </w:t>
-      </w:r>
-      <w:r>
-        <w:rPr>
-          <w:rFonts w:ascii="Times New Roman" w:hAnsi="Times New Roman"/>
-          <w:sz w:val="24"/>
-        </w:rPr>
-        <w:t>Я до Бога взиваю, і Господь вислухає мене.</w:t>
-      </w:r>
-    </w:p>
-    <w:p>
-      <w:pPr>
-        <w:rPr>
-          <w:rFonts w:ascii="Times New Roman" w:hAnsi="Times New Roman"/>
-          <w:sz w:val="24"/>
-        </w:rPr>
-      </w:pPr>
-      <w:r>
-        <w:rPr>
-          <w:rFonts w:ascii="Times New Roman" w:hAnsi="Times New Roman"/>
-          <w:sz w:val="24"/>
-        </w:rPr>
-        <w:t>Слава Отцю, і Сину, і Святому Духові і нині, і повсякчас, і на віки вічні. Амінь.</w:t>
-      </w:r>
-    </w:p>
-    <w:p>
-      <w:pPr>
-        <w:rPr>
-          <w:rFonts w:ascii="Times New Roman" w:hAnsi="Times New Roman"/>
-          <w:sz w:val="24"/>
-        </w:rPr>
-      </w:pPr>
-      <w:r>
-        <w:rPr>
-          <w:rFonts w:ascii="Times New Roman" w:hAnsi="Times New Roman"/>
-          <w:sz w:val="24"/>
-        </w:rPr>
-        <w:t>Тому, що не маємо сміливости задля великих гріхів наших,* ти, Богородице Діво, Народженого від тебе благай,* бо вельми могутня молитва Матері до милосердя Владики.* Не погордуй благаннями грішних, Всечиста,* бо милостивий і спасти може той,* хто й страждати за нас ізволив.</w:t>
-      </w:r>
-    </w:p>
-    <w:p>
-      <w:pPr>
-        <w:jc w:val="center"/>
-        <w:rPr>
-          <w:rFonts w:ascii="Times New Roman" w:hAnsi="Times New Roman"/>
-          <w:i/>
-          <w:color w:val="FF0000"/>
-          <w:sz w:val="24"/>
-        </w:rPr>
-      </w:pPr>
-      <w:r>
-        <w:rPr>
-          <w:rFonts w:ascii="Times New Roman" w:hAnsi="Times New Roman"/>
-          <w:i/>
-          <w:color w:val="FF0000"/>
-          <w:sz w:val="24"/>
-        </w:rPr>
-        <w:t>Три малі поклони</w:t>
-      </w:r>
-    </w:p>
-    <w:p>
-      <w:pPr>
-        <w:jc w:val="center"/>
-        <w:rPr>
-          <w:rFonts w:ascii="Times New Roman" w:hAnsi="Times New Roman"/>
-          <w:i/>
-          <w:color w:val="FF0000"/>
-          <w:sz w:val="24"/>
-        </w:rPr>
-      </w:pPr>
-      <w:r>
-        <w:rPr>
-          <w:rFonts w:ascii="Times New Roman" w:hAnsi="Times New Roman"/>
-          <w:i/>
-          <w:color w:val="FF0000"/>
-          <w:sz w:val="24"/>
-        </w:rPr>
-        <w:t>*****</w:t>
+      <w:r>
+        <w:rPr>
+          <w:rFonts w:ascii="Times New Roman" w:hAnsi="Times New Roman"/>
+          <w:i/>
+          <w:color w:val="FF0000"/>
+          <w:sz w:val="24"/>
+        </w:rPr>
+        <w:t xml:space="preserve"> 4</w:t>
+      </w:r>
+      <w:r>
+        <w:rPr>
+          <w:rFonts w:ascii="Times New Roman" w:hAnsi="Times New Roman"/>
+          <w:i/>
+          <w:color w:val="FF0000"/>
+          <w:sz w:val="24"/>
+        </w:rPr>
+        <w:t>)</w:t>
+      </w:r>
+      <w:r>
+        <w:rPr>
+          <w:rFonts w:ascii="Times New Roman" w:hAnsi="Times New Roman"/>
+          <w:i/>
+          <w:color w:val="FF0000"/>
+          <w:sz w:val="24"/>
+        </w:rPr>
+        <w:t>:</w:t>
+      </w:r>
+      <w:r>
+        <w:rPr>
+          <w:rFonts w:ascii="Times New Roman" w:hAnsi="Times New Roman"/>
+          <w:sz w:val="24"/>
+        </w:rPr>
+        <w:t xml:space="preserve"> Коли повертав Господь з полону Сіон. </w:t>
+      </w:r>
+      <w:r>
+        <w:rPr>
+          <w:rFonts w:ascii="Times New Roman" w:hAnsi="Times New Roman"/>
+          <w:i/>
+          <w:color w:val="FF0000"/>
+          <w:sz w:val="24"/>
+        </w:rPr>
+        <w:t>(Пс. 125,1)</w:t>
       </w:r>
     </w:p>
     <w:p>
@@ -6882,223 +6995,6 @@
           <w:color w:val="FF0000"/>
           <w:sz w:val="24"/>
         </w:rPr>
-        <w:t xml:space="preserve">Тропар пророцтва </w:t>
-      </w:r>
-      <w:r>
-        <w:rPr>
-          <w:rFonts w:ascii="Times New Roman" w:hAnsi="Times New Roman"/>
-          <w:i/>
-          <w:color w:val="FF0000"/>
-          <w:sz w:val="24"/>
-        </w:rPr>
-        <w:t>(</w:t>
-      </w:r>
-      <w:r>
-        <w:rPr>
-          <w:rFonts w:ascii="Times New Roman" w:hAnsi="Times New Roman"/>
-          <w:i/>
-          <w:color w:val="FF0000"/>
-          <w:sz w:val="24"/>
-        </w:rPr>
-        <w:t>г</w:t>
-      </w:r>
-      <w:r>
-        <w:rPr>
-          <w:rFonts w:ascii="Times New Roman" w:hAnsi="Times New Roman"/>
-          <w:i/>
-          <w:color w:val="FF0000"/>
-          <w:sz w:val="24"/>
-        </w:rPr>
-        <w:t xml:space="preserve">. </w:t>
-      </w:r>
-      <w:r>
-        <w:rPr>
-          <w:rFonts w:ascii="Times New Roman" w:hAnsi="Times New Roman"/>
-          <w:i/>
-          <w:color w:val="FF0000"/>
-          <w:sz w:val="24"/>
-        </w:rPr>
-        <w:t>6</w:t>
-      </w:r>
-      <w:r>
-        <w:rPr>
-          <w:rFonts w:ascii="Times New Roman" w:hAnsi="Times New Roman"/>
-          <w:i/>
-          <w:color w:val="FF0000"/>
-          <w:sz w:val="24"/>
-        </w:rPr>
-        <w:t>)</w:t>
-      </w:r>
-      <w:r>
-        <w:rPr>
-          <w:rFonts w:ascii="Times New Roman" w:hAnsi="Times New Roman"/>
-          <w:i/>
-          <w:color w:val="FF0000"/>
-          <w:sz w:val="24"/>
-        </w:rPr>
-        <w:t>:</w:t>
-      </w:r>
-      <w:r>
-        <w:rPr>
-          <w:rFonts w:ascii="Times New Roman" w:hAnsi="Times New Roman"/>
-          <w:sz w:val="24"/>
-        </w:rPr>
-        <w:t> Душею розчуленою припадаю до Тебе і молю Тебе, Спасе світу, бо Ти єси Бог тих, що каються.</w:t>
-      </w:r>
-    </w:p>
-    <w:p>
-      <w:pPr>
-        <w:spacing w:after="100" w:afterAutospacing="1" w:line="240" w:lineRule="auto"/>
-        <w:rPr>
-          <w:rFonts w:ascii="Times New Roman" w:hAnsi="Times New Roman"/>
-          <w:sz w:val="24"/>
-        </w:rPr>
-      </w:pPr>
-      <w:r>
-        <w:rPr>
-          <w:rFonts w:ascii="Times New Roman" w:hAnsi="Times New Roman"/>
-          <w:sz w:val="24"/>
-        </w:rPr>
-        <w:t>Слава, і нині: </w:t>
-      </w:r>
-      <w:r>
-        <w:rPr>
-          <w:rFonts w:ascii="Times New Roman" w:hAnsi="Times New Roman"/>
-          <w:i/>
-          <w:color w:val="FF0000"/>
-          <w:sz w:val="24"/>
-        </w:rPr>
-        <w:t>знову тропар пророцтва</w:t>
-      </w:r>
-    </w:p>
-    <w:p>
-      <w:pPr>
-        <w:spacing w:after="100" w:afterAutospacing="1" w:line="240" w:lineRule="auto"/>
-        <w:rPr>
-          <w:rFonts w:ascii="Times New Roman" w:hAnsi="Times New Roman"/>
-          <w:sz w:val="24"/>
-        </w:rPr>
-      </w:pPr>
-      <w:r>
-        <w:rPr>
-          <w:rFonts w:ascii="Times New Roman" w:hAnsi="Times New Roman"/>
-          <w:i/>
-          <w:color w:val="FF0000"/>
-          <w:sz w:val="24"/>
-        </w:rPr>
-        <w:t>Священик:</w:t>
-      </w:r>
-      <w:r>
-        <w:rPr>
-          <w:rFonts w:ascii="Times New Roman" w:hAnsi="Times New Roman"/>
-          <w:sz w:val="24"/>
-        </w:rPr>
-        <w:t> Будьмо уважні. Мир усім. Премудрість, будьмо уважні.</w:t>
-      </w:r>
-    </w:p>
-    <w:p>
-      <w:pPr>
-        <w:spacing w:after="100" w:afterAutospacing="1" w:line="240" w:lineRule="auto"/>
-        <w:rPr>
-          <w:rFonts w:ascii="Times New Roman" w:hAnsi="Times New Roman"/>
-          <w:sz w:val="24"/>
-        </w:rPr>
-      </w:pPr>
-      <w:r>
-        <w:rPr>
-          <w:rFonts w:ascii="Times New Roman" w:hAnsi="Times New Roman"/>
-          <w:i/>
-          <w:color w:val="FF0000"/>
-          <w:sz w:val="24"/>
-        </w:rPr>
-        <w:t>Прокімен</w:t>
-      </w:r>
-      <w:r>
-        <w:rPr>
-          <w:rFonts w:ascii="Times New Roman" w:hAnsi="Times New Roman"/>
-          <w:i/>
-          <w:color w:val="FF0000"/>
-          <w:sz w:val="24"/>
-        </w:rPr>
-        <w:t xml:space="preserve"> (</w:t>
-      </w:r>
-      <w:r>
-        <w:rPr>
-          <w:rFonts w:ascii="Times New Roman" w:hAnsi="Times New Roman"/>
-          <w:i/>
-          <w:color w:val="FF0000"/>
-          <w:sz w:val="24"/>
-        </w:rPr>
-        <w:t>г</w:t>
-      </w:r>
-      <w:r>
-        <w:rPr>
-          <w:rFonts w:ascii="Times New Roman" w:hAnsi="Times New Roman"/>
-          <w:i/>
-          <w:color w:val="FF0000"/>
-          <w:sz w:val="24"/>
-        </w:rPr>
-        <w:t>.</w:t>
-      </w:r>
-      <w:r>
-        <w:rPr>
-          <w:rFonts w:ascii="Times New Roman" w:hAnsi="Times New Roman"/>
-          <w:i/>
-          <w:color w:val="FF0000"/>
-          <w:sz w:val="24"/>
-        </w:rPr>
-        <w:t xml:space="preserve"> 4</w:t>
-      </w:r>
-      <w:r>
-        <w:rPr>
-          <w:rFonts w:ascii="Times New Roman" w:hAnsi="Times New Roman"/>
-          <w:i/>
-          <w:color w:val="FF0000"/>
-          <w:sz w:val="24"/>
-        </w:rPr>
-        <w:t>)</w:t>
-      </w:r>
-      <w:r>
-        <w:rPr>
-          <w:rFonts w:ascii="Times New Roman" w:hAnsi="Times New Roman"/>
-          <w:i/>
-          <w:color w:val="FF0000"/>
-          <w:sz w:val="24"/>
-        </w:rPr>
-        <w:t>:</w:t>
-      </w:r>
-      <w:r>
-        <w:rPr>
-          <w:rFonts w:ascii="Times New Roman" w:hAnsi="Times New Roman"/>
-          <w:sz w:val="24"/>
-        </w:rPr>
-        <w:t> Коли повертав Господь з полону Сіон. </w:t>
-      </w:r>
-      <w:r>
-        <w:rPr>
-          <w:rFonts w:ascii="Times New Roman" w:hAnsi="Times New Roman"/>
-          <w:i/>
-          <w:color w:val="FF0000"/>
-          <w:sz w:val="24"/>
-        </w:rPr>
-        <w:t>(Пс. 125,1)</w:t>
-      </w:r>
-    </w:p>
-    <w:p>
-      <w:pPr>
-        <w:spacing w:after="100" w:afterAutospacing="1" w:line="240" w:lineRule="auto"/>
-        <w:rPr>
-          <w:rFonts w:ascii="Times New Roman" w:hAnsi="Times New Roman"/>
-          <w:sz w:val="24"/>
-        </w:rPr>
-      </w:pPr>
-      <w:r>
-        <w:rPr>
-          <w:rFonts w:ascii="Times New Roman" w:hAnsi="Times New Roman"/>
-          <w:i/>
-          <w:color w:val="FF0000"/>
-          <w:sz w:val="24"/>
-        </w:rPr>
         <w:t>Стих:</w:t>
       </w:r>
       <w:r>
@@ -7106,7 +7002,7 @@
           <w:rFonts w:ascii="Times New Roman" w:hAnsi="Times New Roman"/>
           <w:sz w:val="24"/>
         </w:rPr>
-        <w:t> Тоді були душі наші повні радости. </w:t>
+        <w:t xml:space="preserve"> Тоді були душі наші повні радости. </w:t>
       </w:r>
       <w:r>
         <w:rPr>
@@ -7165,7 +7061,7 @@
           <w:rFonts w:ascii="Times New Roman" w:hAnsi="Times New Roman"/>
           <w:sz w:val="24"/>
         </w:rPr>
-        <w:t> Премудрість.</w:t>
+        <w:t xml:space="preserve"> Премудрість.</w:t>
       </w:r>
     </w:p>
     <w:p>
@@ -7190,7 +7086,7 @@
           <w:rFonts w:ascii="Times New Roman" w:hAnsi="Times New Roman"/>
           <w:sz w:val="24"/>
         </w:rPr>
-        <w:t> З книги пророка Єзекиїла читання.</w:t>
+        <w:t xml:space="preserve"> З книги пророка Єзекиїла читання.</w:t>
       </w:r>
     </w:p>
     <w:p>
@@ -7215,7 +7111,7 @@
           <w:rFonts w:ascii="Times New Roman" w:hAnsi="Times New Roman"/>
           <w:sz w:val="24"/>
         </w:rPr>
-        <w:t> Будьмо уважні.</w:t>
+        <w:t xml:space="preserve"> Будьмо уважні.</w:t>
       </w:r>
     </w:p>
     <w:p>
@@ -7240,7 +7136,7 @@
           <w:rFonts w:ascii="Times New Roman" w:hAnsi="Times New Roman"/>
           <w:sz w:val="24"/>
         </w:rPr>
-        <w:t> У тридцятому році, четвертому місяці, на п'ятий день місяця, як був я між вигнанцями над Кевар-річкою, відчинились небеса, і я побачив видіння Божі. На п'ятий день місяця, - це був п'ятий рік вигнання царя Йоахина, надійшло слово Господнє до Єзекиїла, сина Вузі, священика, в землі Халдейській, над Кевар-річкою. І там була рука Господня над ним. Бачив я: Схопився хуртовиною вітер з півночі, величезна хмара й вогонь клубом, блиск навколо неї, а з середини щось, немов бурштин з-посеред вогню, і з-посеред нього з'явилось щось, немов подоба чотирьох тварин, що нагадували людські подоби. У кожного було чотири обличчя, і в кожного було четверо крил. Ноги в них були прямі, а стопи ніг, як стопи у теляти, і блищали вони, немов гладенька мідь. Під крильми в них з чотирьох боків були людські руки; обличчя в них і крила в них - у всіх чотирьох. А крильми торкались вони одне одного. Обличчя у них і крила в них не обертались, як вони йшли: кожне простувало перед себе. Подоба облич їхніх була: спереду людське лице в усіх чотирьох, правобіч - левине лице в усіх чотирьох, ліворуч - бичаче лице в усіх чотирьох, (ззаду) орлине лице в усіх чотирьох. Крила їхні були випростані догори. Кожне мало по двоє крил, що торкались одне одного, а двоє вкривали тіло, і кожне простувало перед себе: куди поривав їх дух, туди вони йшли; вони не обертались, як ішли. А з-посеред звірів виднілося щось, як жар, жевріюче, як смолоскипи, що ходили туди й сюди між тваринами; і вогонь блищав, а з вогню вилітали блискавки. І звірі рухались туди й сюди, немов блискавиці. Придививсь я до тих звірів, аж ось на землі коло тих звірів по колесу, коло всіх чотирьох їх. Видом і виробом були колеса, немов блискучий хрисоліт, і всі четверо були однаковісінькі, а виглядом своїм і виробом, здавалось, одне колесо було в другому. Вони могли йти на чотири боки й не обертались, як ішли. Обіддя їхнє здавалося високим, як я дивився; обіддя їхнє, у всіх чотирьох, було повне очей по всьому колі. І коли звірі йшли, то йшли й колеса коло них, а як звірі здіймались від землі вгору, здіймались і колеса. Куди поривав їх дух, туди вони йшли, і колеса здіймались разом з ними, бо дух звіря був у колесах. </w:t>
+        <w:t xml:space="preserve"> У тридцятому році, четвертому місяці, на п'ятий день місяця, як був я між вигнанцями над Кевар-річкою, відчинились небеса, і я побачив видіння Божі. На п'ятий день місяця, - це був п'ятий рік вигнання царя Йоахина, надійшло слово Господнє до Єзекиїла, сина Вузі, священика, в землі Халдейській, над Кевар-річкою. І там була рука Господня над ним. Бачив я: Схопився хуртовиною вітер з півночі, величезна хмара й вогонь клубом, блиск навколо неї, а з середини щось, немов бурштин з-посеред вогню, і з-посеред нього з'явилось щось, немов подоба чотирьох тварин, що нагадували людські подоби. У кожного було чотири обличчя, і в кожного було четверо крил. Ноги в них були прямі, а стопи ніг, як стопи у теляти, і блищали вони, немов гладенька мідь. Під крильми в них з чотирьох боків були людські руки; обличчя в них і крила в них - у всіх чотирьох. А крильми торкались вони одне одного. Обличчя у них і крила в них не обертались, як вони йшли: кожне простувало перед себе. Подоба облич їхніх була: спереду людське лице в усіх чотирьох, правобіч - левине лице в усіх чотирьох, ліворуч - бичаче лице в усіх чотирьох, (ззаду) орлине лице в усіх чотирьох. Крила їхні були випростані догори. Кожне мало по двоє крил, що торкались одне одного, а двоє вкривали тіло, і кожне простувало перед себе: куди поривав їх дух, туди вони йшли; вони не обертались, як ішли. А з-посеред звірів виднілося щось, як жар, жевріюче, як смолоскипи, що ходили туди й сюди між тваринами; і вогонь блищав, а з вогню вилітали блискавки. І звірі рухались туди й сюди, немов блискавиці. Придививсь я до тих звірів, аж ось на землі коло тих звірів по колесу, коло всіх чотирьох їх. Видом і виробом були колеса, немов блискучий хрисоліт, і всі четверо були однаковісінькі, а виглядом своїм і виробом, здавалось, одне колесо було в другому. Вони могли йти на чотири боки й не обертались, як ішли. Обіддя їхнє здавалося високим, як я дивився; обіддя їхнє, у всіх чотирьох, було повне очей по всьому колі. І коли звірі йшли, то йшли й колеса коло них, а як звірі здіймались від землі вгору, здіймались і колеса. Куди поривав їх дух, туди вони йшли, і колеса здіймались разом з ними, бо дух звіря був у колесах. </w:t>
       </w:r>
       <w:r>
         <w:rPr>
@@ -7328,7 +7224,7 @@
           <w:rFonts w:ascii="Times New Roman" w:hAnsi="Times New Roman"/>
           <w:sz w:val="24"/>
         </w:rPr>
-        <w:t> Коли не Господь будує дім, даремно трудяться будівничі. </w:t>
+        <w:t xml:space="preserve"> Коли не Господь будує дім, даремно трудяться будівничі. </w:t>
       </w:r>
       <w:r>
         <w:rPr>
@@ -7362,7 +7258,7 @@
           <w:rFonts w:ascii="Times New Roman" w:hAnsi="Times New Roman"/>
           <w:sz w:val="24"/>
         </w:rPr>
-        <w:t> Коли не Господь береже місто, даремно пильнує сторожа. </w:t>
+        <w:t xml:space="preserve"> Коли не Господь береже місто, даремно пильнує сторожа. </w:t>
       </w:r>
       <w:r>
         <w:rPr>
@@ -7418,7 +7314,7 @@
           <w:rFonts w:ascii="Times New Roman" w:hAnsi="Times New Roman"/>
           <w:sz w:val="24"/>
         </w:rPr>
-        <w:t> Щоб сподобилися ми слухання святого євангелія, Господа Бога молім.</w:t>
+        <w:t xml:space="preserve"> Щоб сподобилися ми слухання святого євангелія, Господа Бога молім.</w:t>
       </w:r>
     </w:p>
     <w:p>
@@ -7445,7 +7341,7 @@
           <w:rFonts w:ascii="Times New Roman" w:hAnsi="Times New Roman"/>
           <w:sz w:val="24"/>
         </w:rPr>
-        <w:t> Господи, помилуй </w:t>
+        <w:t xml:space="preserve"> Господи, помилуй </w:t>
       </w:r>
       <w:r>
         <w:rPr>
@@ -7479,7 +7375,7 @@
           <w:rFonts w:ascii="Times New Roman" w:hAnsi="Times New Roman"/>
           <w:sz w:val="24"/>
         </w:rPr>
-        <w:t> Мир всім.</w:t>
+        <w:t xml:space="preserve"> Мир всім.</w:t>
       </w:r>
     </w:p>
     <w:p>
@@ -7504,7 +7400,7 @@
           <w:rFonts w:ascii="Times New Roman" w:hAnsi="Times New Roman"/>
           <w:sz w:val="24"/>
         </w:rPr>
-        <w:t> І духові твоєму.</w:t>
+        <w:t xml:space="preserve"> І духові твоєму.</w:t>
       </w:r>
     </w:p>
     <w:p>
@@ -7529,7 +7425,7 @@
           <w:rFonts w:ascii="Times New Roman" w:hAnsi="Times New Roman"/>
           <w:sz w:val="24"/>
         </w:rPr>
-        <w:t> Премудрість, прості, вислухаймо святого Євангелія.</w:t>
+        <w:t xml:space="preserve"> Премудрість, прості, вислухаймо святого Євангелія.</w:t>
       </w:r>
     </w:p>
     <w:p>
@@ -7554,7 +7450,7 @@
           <w:rFonts w:ascii="Times New Roman" w:hAnsi="Times New Roman"/>
           <w:sz w:val="24"/>
         </w:rPr>
-        <w:t> Від Матея святого Євангелія читання.</w:t>
+        <w:t xml:space="preserve"> Від Матея святого Євангелія читання.</w:t>
       </w:r>
     </w:p>
     <w:p>
@@ -7579,7 +7475,7 @@
           <w:rFonts w:ascii="Times New Roman" w:hAnsi="Times New Roman"/>
           <w:sz w:val="24"/>
         </w:rPr>
-        <w:t> Слава Тобі, Господи, слава Тобі.</w:t>
+        <w:t xml:space="preserve"> Слава Тобі, Господи, слава Тобі.</w:t>
       </w:r>
     </w:p>
     <w:p>
@@ -7604,7 +7500,7 @@
           <w:rFonts w:ascii="Times New Roman" w:hAnsi="Times New Roman"/>
           <w:sz w:val="24"/>
         </w:rPr>
-        <w:t> Будьмо уважні.</w:t>
+        <w:t xml:space="preserve"> Будьмо уважні.</w:t>
       </w:r>
     </w:p>
     <w:p>
@@ -8051,17 +7947,15 @@
     </w:p>
     <w:p>
       <w:pPr>
-        <w:rPr>
-          <w:rFonts w:ascii="Times New Roman" w:hAnsi="Times New Roman"/>
-          <w:sz w:val="24"/>
-        </w:rPr>
-      </w:pPr>
-      <w:r>
-        <w:rPr>
-          <w:rFonts w:ascii="Times New Roman" w:hAnsi="Times New Roman"/>
-          <w:sz w:val="24"/>
-        </w:rPr>
-        <w:t xml:space="preserve">Святий Боже, святий Кріпкий, святий Безсмертний, помилуй нас </w:t>
+        <w:spacing w:after="120"/>
+        <w:jc w:val="both"/>
+      </w:pPr>
+      <w:r>
+        <w:rPr>
+          <w:rFonts w:ascii="Times New Roman" w:hAnsi="Times New Roman"/>
+          <w:sz w:val="24"/>
+        </w:rPr>
+        <w:t xml:space="preserve">Святий Боже, святий Кріпкий, святий Безсмертний, помилуй нас. </w:t>
       </w:r>
       <w:r>
         <w:rPr>
@@ -8072,13 +7966,6 @@
         </w:rPr>
         <w:t>(3 р.)</w:t>
       </w:r>
-      <w:r>
-        <w:rPr>
-          <w:rFonts w:ascii="Times New Roman" w:hAnsi="Times New Roman"/>
-          <w:sz w:val="24"/>
-        </w:rPr>
-        <w:t>.</w:t>
-      </w:r>
     </w:p>
     <w:p>
       <w:pPr>
@@ -8112,17 +7999,15 @@
     </w:p>
     <w:p>
       <w:pPr>
-        <w:rPr>
-          <w:rFonts w:ascii="Times New Roman" w:hAnsi="Times New Roman"/>
-          <w:sz w:val="24"/>
-        </w:rPr>
-      </w:pPr>
-      <w:r>
-        <w:rPr>
-          <w:rFonts w:ascii="Times New Roman" w:hAnsi="Times New Roman"/>
-          <w:sz w:val="24"/>
-        </w:rPr>
-        <w:t xml:space="preserve">Господи, помилуй </w:t>
+        <w:spacing w:after="120"/>
+        <w:jc w:val="both"/>
+      </w:pPr>
+      <w:r>
+        <w:rPr>
+          <w:rFonts w:ascii="Times New Roman" w:hAnsi="Times New Roman"/>
+          <w:sz w:val="24"/>
+        </w:rPr>
+        <w:t xml:space="preserve">Господи, помилуй. </w:t>
       </w:r>
       <w:r>
         <w:rPr>
@@ -8132,13 +8017,6 @@
           <w:sz w:val="24"/>
         </w:rPr>
         <w:t>(3 р.)</w:t>
-      </w:r>
-      <w:r>
-        <w:rPr>
-          <w:rFonts w:ascii="Times New Roman" w:hAnsi="Times New Roman"/>
-          <w:sz w:val="24"/>
-        </w:rPr>
-        <w:t>.</w:t>
       </w:r>
     </w:p>
     <w:p>
@@ -8292,17 +8170,15 @@
     </w:p>
     <w:p>
       <w:pPr>
-        <w:rPr>
-          <w:rFonts w:ascii="Times New Roman" w:hAnsi="Times New Roman"/>
-          <w:sz w:val="24"/>
-        </w:rPr>
-      </w:pPr>
-      <w:r>
-        <w:rPr>
-          <w:rFonts w:ascii="Times New Roman" w:hAnsi="Times New Roman"/>
-          <w:sz w:val="24"/>
-        </w:rPr>
-        <w:t xml:space="preserve">Господи, помилуй </w:t>
+        <w:spacing w:after="120"/>
+        <w:jc w:val="both"/>
+      </w:pPr>
+      <w:r>
+        <w:rPr>
+          <w:rFonts w:ascii="Times New Roman" w:hAnsi="Times New Roman"/>
+          <w:sz w:val="24"/>
+        </w:rPr>
+        <w:t xml:space="preserve">Господи, помилуй. </w:t>
       </w:r>
       <w:r>
         <w:rPr>
@@ -8313,13 +8189,6 @@
         </w:rPr>
         <w:t>(3 р.)</w:t>
       </w:r>
-      <w:r>
-        <w:rPr>
-          <w:rFonts w:ascii="Times New Roman" w:hAnsi="Times New Roman"/>
-          <w:sz w:val="24"/>
-        </w:rPr>
-        <w:t>.</w:t>
-      </w:r>
     </w:p>
     <w:p>
       <w:pPr>
@@ -8547,23 +8416,32 @@
     </w:p>
     <w:p>
       <w:pPr>
-        <w:rPr>
-          <w:rFonts w:ascii="Times New Roman" w:hAnsi="Times New Roman"/>
-          <w:i/>
-          <w:iCs/>
-          <w:color w:val="FF0000"/>
-          <w:sz w:val="24"/>
-        </w:rPr>
-      </w:pPr>
-      <w:r>
-        <w:rPr>
-          <w:rFonts w:ascii="Times New Roman" w:hAnsi="Times New Roman"/>
-          <w:i/>
-          <w:iCs/>
-          <w:color w:val="FF0000"/>
-          <w:sz w:val="24"/>
-        </w:rPr>
-        <w:t>І знову: молитва св. Єфрема і доземний поклін.</w:t>
+        <w:spacing w:after="120"/>
+      </w:pPr>
+      <w:r>
+        <w:rPr>
+          <w:rFonts w:ascii="Times New Roman" w:hAnsi="Times New Roman"/>
+          <w:color w:val="303030"/>
+          <w:sz w:val="24"/>
+        </w:rPr>
+        <w:t xml:space="preserve">Го́споди і Влади́ко життя́ мого́! Духа ліни́вства, недбайли́вости, властолю́б'я і пустомо́вства віджени́ від ме́не. Ду́ха чистоти́, поко́ри, терпели́вости й любо́ви дару́й мені, </w:t>
+      </w:r>
+      <w:r>
+        <w:rPr>
+          <w:rFonts w:ascii="Times New Roman" w:hAnsi="Times New Roman"/>
+          <w:color w:val="303030"/>
+          <w:sz w:val="24"/>
+        </w:rPr>
+        <w:t xml:space="preserve">слузі́ Твоє́му. Так, Го́споди, Ца́рю! Дай мені́ ба́чити гріхи́ мої́ і не осу́джувати бра́та мого́, бо Ти благослове́нний на ві́ки вікі́в. Амі́нь. </w:t>
+      </w:r>
+      <w:r>
+        <w:rPr>
+          <w:rFonts w:ascii="Times New Roman" w:hAnsi="Times New Roman"/>
+          <w:i/>
+          <w:color w:val="FF3333"/>
+          <w:sz w:val="24"/>
+        </w:rPr>
+        <w:t>(Доземний поклін)</w:t>
       </w:r>
     </w:p>
     <w:p>
@@ -8587,17 +8465,15 @@
     </w:p>
     <w:p>
       <w:pPr>
-        <w:rPr>
-          <w:rFonts w:ascii="Times New Roman" w:hAnsi="Times New Roman"/>
-          <w:sz w:val="24"/>
-        </w:rPr>
-      </w:pPr>
-      <w:r>
-        <w:rPr>
-          <w:rFonts w:ascii="Times New Roman" w:hAnsi="Times New Roman"/>
-          <w:sz w:val="24"/>
-        </w:rPr>
-        <w:t xml:space="preserve">Святий Боже, святий Кріпкий, святий Безсмертний, помилуй нас </w:t>
+        <w:spacing w:after="120"/>
+        <w:jc w:val="both"/>
+      </w:pPr>
+      <w:r>
+        <w:rPr>
+          <w:rFonts w:ascii="Times New Roman" w:hAnsi="Times New Roman"/>
+          <w:sz w:val="24"/>
+        </w:rPr>
+        <w:t xml:space="preserve">Святий Боже, святий Кріпкий, святий Безсмертний, помилуй нас. </w:t>
       </w:r>
       <w:r>
         <w:rPr>
@@ -8607,13 +8483,6 @@
           <w:sz w:val="24"/>
         </w:rPr>
         <w:t>(3 р.)</w:t>
-      </w:r>
-      <w:r>
-        <w:rPr>
-          <w:rFonts w:ascii="Times New Roman" w:hAnsi="Times New Roman"/>
-          <w:sz w:val="24"/>
-        </w:rPr>
-        <w:t>.</w:t>
       </w:r>
     </w:p>
     <w:p>
@@ -8649,17 +8518,15 @@
     </w:p>
     <w:p>
       <w:pPr>
-        <w:rPr>
-          <w:rFonts w:ascii="Times New Roman" w:hAnsi="Times New Roman"/>
-          <w:sz w:val="24"/>
-        </w:rPr>
-      </w:pPr>
-      <w:r>
-        <w:rPr>
-          <w:rFonts w:ascii="Times New Roman" w:hAnsi="Times New Roman"/>
-          <w:sz w:val="24"/>
-        </w:rPr>
-        <w:t xml:space="preserve">Господи, помилуй </w:t>
+        <w:spacing w:after="120"/>
+        <w:jc w:val="both"/>
+      </w:pPr>
+      <w:r>
+        <w:rPr>
+          <w:rFonts w:ascii="Times New Roman" w:hAnsi="Times New Roman"/>
+          <w:sz w:val="24"/>
+        </w:rPr>
+        <w:t xml:space="preserve">Господи, помилуй. </w:t>
       </w:r>
       <w:r>
         <w:rPr>
@@ -8670,13 +8537,6 @@
         </w:rPr>
         <w:t>(3 р.)</w:t>
       </w:r>
-      <w:r>
-        <w:rPr>
-          <w:rFonts w:ascii="Times New Roman" w:hAnsi="Times New Roman"/>
-          <w:sz w:val="24"/>
-        </w:rPr>
-        <w:t>.</w:t>
-      </w:r>
     </w:p>
     <w:p>
       <w:pPr>
@@ -8861,26 +8721,32 @@
     </w:p>
     <w:p>
       <w:pPr>
-        <w:rPr>
-          <w:rFonts w:ascii="Times New Roman" w:hAnsi="Times New Roman"/>
-          <w:sz w:val="24"/>
-        </w:rPr>
-      </w:pPr>
-      <w:r>
-        <w:rPr>
-          <w:rFonts w:ascii="Times New Roman" w:hAnsi="Times New Roman"/>
-          <w:i/>
-          <w:color w:val="FF0000"/>
-          <w:sz w:val="24"/>
-        </w:rPr>
-        <w:t xml:space="preserve">Священик: </w:t>
-      </w:r>
-      <w:r>
-        <w:rPr>
-          <w:rFonts w:ascii="Times New Roman" w:hAnsi="Times New Roman"/>
-          <w:sz w:val="24"/>
-        </w:rPr>
-        <w:t>Слава тобі, Христе Боже, надіє наша, слава тобі!</w:t>
+        <w:spacing w:after="120"/>
+        <w:jc w:val="both"/>
+      </w:pPr>
+      <w:r>
+        <w:rPr>
+          <w:rFonts w:ascii="Times New Roman" w:hAnsi="Times New Roman"/>
+          <w:i/>
+          <w:color w:val="FF0000"/>
+          <w:sz w:val="24"/>
+        </w:rPr>
+        <w:t>Священик:</w:t>
+      </w:r>
+      <w:r>
+        <w:rPr>
+          <w:rFonts w:ascii="Times New Roman" w:hAnsi="Times New Roman"/>
+          <w:color w:val="FF0000"/>
+          <w:sz w:val="24"/>
+        </w:rPr>
+        <w:t xml:space="preserve"> </w:t>
+      </w:r>
+      <w:r>
+        <w:rPr>
+          <w:rFonts w:ascii="Times New Roman" w:hAnsi="Times New Roman"/>
+          <w:sz w:val="24"/>
+        </w:rPr>
+        <w:t>Слава тобі, Христе Боже, уповання наше, слава тобі!</w:t>
       </w:r>
     </w:p>
     <w:p>
@@ -9045,6 +8911,187 @@
     </w:p>
     <w:p>
       <w:pPr>
+        <w:spacing w:after="120"/>
+      </w:pPr>
+      <w:r>
+        <w:rPr>
+          <w:rFonts w:ascii="Times New Roman" w:hAnsi="Times New Roman"/>
+          <w:i/>
+          <w:color w:val="FF0000"/>
+          <w:sz w:val="24"/>
+        </w:rPr>
+        <w:t>Вірні:</w:t>
+      </w:r>
+      <w:r>
+        <w:rPr>
+          <w:rFonts w:ascii="Times New Roman" w:hAnsi="Times New Roman"/>
+          <w:color w:val="FF0000"/>
+          <w:sz w:val="24"/>
+        </w:rPr>
+        <w:t xml:space="preserve"> </w:t>
+      </w:r>
+      <w:r>
+        <w:rPr>
+          <w:rFonts w:ascii="Times New Roman" w:hAnsi="Times New Roman"/>
+          <w:sz w:val="24"/>
+        </w:rPr>
+        <w:t>Амі́нь.</w:t>
+      </w:r>
+    </w:p>
+    <w:p>
+      <w:pPr>
+        <w:spacing w:after="120"/>
+      </w:pPr>
+      <w:r>
+        <w:rPr>
+          <w:rFonts w:ascii="Times New Roman" w:hAnsi="Times New Roman"/>
+          <w:sz w:val="24"/>
+        </w:rPr>
+        <w:t>Сла́ва Тобі́, Бо́же наш, сла́ва Тобі́.</w:t>
+      </w:r>
+    </w:p>
+    <w:p>
+      <w:pPr>
+        <w:spacing w:after="120"/>
+      </w:pPr>
+      <w:r>
+        <w:rPr>
+          <w:rFonts w:ascii="Times New Roman" w:hAnsi="Times New Roman"/>
+          <w:sz w:val="24"/>
+        </w:rPr>
+        <w:t>Ца́рю небе́сний, утіши́телю, Ду́ше íстини,* що всю́ди єси́ і все наповня́єш,* скарбни́це благ і життя́ пода́телю,* прийди́, і всели́ся в нас,* і очи́сти нас від уся́кої скве́рни,* і спаси́, благи́й, ду́ші на́ші.</w:t>
+      </w:r>
+    </w:p>
+    <w:p>
+      <w:pPr>
+        <w:spacing w:after="120"/>
+        <w:jc w:val="both"/>
+      </w:pPr>
+      <w:r>
+        <w:rPr>
+          <w:rFonts w:ascii="Times New Roman" w:hAnsi="Times New Roman"/>
+          <w:sz w:val="24"/>
+        </w:rPr>
+        <w:t xml:space="preserve">Святий Боже, святий Кріпкий, святий Безсмертний, помилуй нас. </w:t>
+      </w:r>
+      <w:r>
+        <w:rPr>
+          <w:rFonts w:ascii="Times New Roman" w:hAnsi="Times New Roman"/>
+          <w:i/>
+          <w:color w:val="FF0000"/>
+          <w:sz w:val="24"/>
+        </w:rPr>
+        <w:t>(3 р.)</w:t>
+      </w:r>
+    </w:p>
+    <w:p>
+      <w:pPr>
+        <w:rPr>
+          <w:rFonts w:ascii="Times New Roman" w:hAnsi="Times New Roman"/>
+          <w:sz w:val="24"/>
+        </w:rPr>
+      </w:pPr>
+      <w:r>
+        <w:rPr>
+          <w:rFonts w:ascii="Times New Roman" w:hAnsi="Times New Roman"/>
+          <w:sz w:val="24"/>
+        </w:rPr>
+        <w:t>Слава Отцю, і Сину, і Святому Духові,* і нині, і повсякчас, і на віки вічні. Амінь.</w:t>
+      </w:r>
+    </w:p>
+    <w:p>
+      <w:pPr>
+        <w:rPr>
+          <w:rFonts w:ascii="Times New Roman" w:hAnsi="Times New Roman"/>
+          <w:sz w:val="24"/>
+        </w:rPr>
+      </w:pPr>
+      <w:r>
+        <w:rPr>
+          <w:rFonts w:ascii="Times New Roman" w:hAnsi="Times New Roman"/>
+          <w:sz w:val="24"/>
+        </w:rPr>
+        <w:t>Пресвята Тройце, помилуй нас;* Господи, очисти гріхи наші;* Владико, прости беззаконня наші;* Святий, завітай і зціли немочі наші імени твого ради.</w:t>
+      </w:r>
+    </w:p>
+    <w:p>
+      <w:pPr>
+        <w:spacing w:after="120"/>
+        <w:jc w:val="both"/>
+      </w:pPr>
+      <w:r>
+        <w:rPr>
+          <w:rFonts w:ascii="Times New Roman" w:hAnsi="Times New Roman"/>
+          <w:sz w:val="24"/>
+        </w:rPr>
+        <w:t xml:space="preserve">Господи, помилуй. </w:t>
+      </w:r>
+      <w:r>
+        <w:rPr>
+          <w:rFonts w:ascii="Times New Roman" w:hAnsi="Times New Roman"/>
+          <w:i/>
+          <w:color w:val="FF0000"/>
+          <w:sz w:val="24"/>
+        </w:rPr>
+        <w:t>(3 р.)</w:t>
+      </w:r>
+    </w:p>
+    <w:p>
+      <w:pPr>
+        <w:rPr>
+          <w:rFonts w:ascii="Times New Roman" w:hAnsi="Times New Roman"/>
+          <w:sz w:val="24"/>
+        </w:rPr>
+      </w:pPr>
+      <w:r>
+        <w:rPr>
+          <w:rFonts w:ascii="Times New Roman" w:hAnsi="Times New Roman"/>
+          <w:sz w:val="24"/>
+        </w:rPr>
+        <w:t>Слава Отцю, і Сину, і Святому Духові,* і нині, і повсякчас, і на віки вічні. Амінь.</w:t>
+      </w:r>
+    </w:p>
+    <w:p>
+      <w:pPr>
+        <w:rPr>
+          <w:rFonts w:ascii="Times New Roman" w:hAnsi="Times New Roman"/>
+          <w:sz w:val="24"/>
+        </w:rPr>
+      </w:pPr>
+      <w:r>
+        <w:rPr>
+          <w:rFonts w:ascii="Times New Roman" w:hAnsi="Times New Roman"/>
+          <w:sz w:val="24"/>
+        </w:rPr>
+        <w:t>Отче наш, що єси на небесах,* нехай святиться ім’я твоє,* нехай прийде царство твоє,* нехай буде воля твоя, як на небі, так і на землі.* Хліб наш насущний дай нам сьогодні,* і прости нам провини наші,* як і ми прощаємо винуватцям нашим,* і не введи нас у спокусу,* але визволи нас від лукавого.</w:t>
+      </w:r>
+    </w:p>
+    <w:p>
+      <w:pPr>
+        <w:rPr>
+          <w:rFonts w:ascii="Times New Roman" w:hAnsi="Times New Roman"/>
+          <w:sz w:val="24"/>
+        </w:rPr>
+      </w:pPr>
+      <w:r>
+        <w:rPr>
+          <w:rFonts w:ascii="Times New Roman" w:hAnsi="Times New Roman"/>
+          <w:i/>
+          <w:color w:val="FF0000"/>
+          <w:sz w:val="24"/>
+        </w:rPr>
+        <w:t xml:space="preserve">Священик: </w:t>
+      </w:r>
+      <w:r>
+        <w:rPr>
+          <w:rFonts w:ascii="Times New Roman" w:hAnsi="Times New Roman"/>
+          <w:sz w:val="24"/>
+        </w:rPr>
+        <w:t>Бо твоє є царство, і сила, і слава, Отця, і Сина, і Святого Духа, нині і повсякчас, і на віки вічні.</w:t>
+      </w:r>
+    </w:p>
+    <w:p>
+      <w:pPr>
         <w:rPr>
           <w:rFonts w:ascii="Times New Roman" w:hAnsi="Times New Roman"/>
           <w:sz w:val="24"/>
@@ -9064,46 +9111,31 @@
           <w:rFonts w:ascii="Times New Roman" w:hAnsi="Times New Roman"/>
           <w:sz w:val="24"/>
         </w:rPr>
-        <w:t>Амінь. Слава тобі, Боже наш, слава тобі.</w:t>
-      </w:r>
-    </w:p>
-    <w:p>
-      <w:pPr>
-        <w:rPr>
-          <w:rFonts w:ascii="Times New Roman" w:hAnsi="Times New Roman"/>
-          <w:sz w:val="24"/>
-        </w:rPr>
-      </w:pPr>
-      <w:r>
-        <w:rPr>
-          <w:rFonts w:ascii="Times New Roman" w:hAnsi="Times New Roman"/>
-          <w:sz w:val="24"/>
-        </w:rPr>
-        <w:t>Царю небесний, утішителю, Душе істини,* що всюди єси і все наповняєш,* скарбе дібр і життя подателю,* прийди і вселися в нас,* і очисти нас від усякої скверни,* і спаси, Благий, душі наші.</w:t>
-      </w:r>
-    </w:p>
-    <w:p>
-      <w:pPr>
-        <w:rPr>
-          <w:rFonts w:ascii="Times New Roman" w:hAnsi="Times New Roman"/>
-          <w:sz w:val="24"/>
-        </w:rPr>
-      </w:pPr>
-      <w:r>
-        <w:rPr>
-          <w:rFonts w:ascii="Times New Roman" w:hAnsi="Times New Roman"/>
-          <w:sz w:val="24"/>
-        </w:rPr>
-        <w:t xml:space="preserve">Святий Боже, святий Кріпкий, святий Безсмертний, помилуй нас </w:t>
-      </w:r>
-      <w:r>
-        <w:rPr>
-          <w:rFonts w:ascii="Times New Roman" w:hAnsi="Times New Roman"/>
-          <w:i/>
-          <w:color w:val="FF0000"/>
-          <w:sz w:val="24"/>
-        </w:rPr>
-        <w:t>(3 р.)</w:t>
+        <w:t>Амінь.</w:t>
+      </w:r>
+    </w:p>
+    <w:p>
+      <w:pPr>
+        <w:rPr>
+          <w:rFonts w:ascii="Times New Roman" w:hAnsi="Times New Roman"/>
+          <w:sz w:val="24"/>
+        </w:rPr>
+      </w:pPr>
+      <w:r>
+        <w:rPr>
+          <w:rFonts w:ascii="Times New Roman" w:hAnsi="Times New Roman"/>
+          <w:sz w:val="24"/>
+        </w:rPr>
+        <w:t xml:space="preserve">Господи, помилуй </w:t>
+      </w:r>
+      <w:r>
+        <w:rPr>
+          <w:rFonts w:ascii="Times New Roman" w:hAnsi="Times New Roman"/>
+          <w:i/>
+          <w:color w:val="FF0000"/>
+          <w:sz w:val="24"/>
+        </w:rPr>
+        <w:t>(12 р.)</w:t>
       </w:r>
       <w:r>
         <w:rPr>
@@ -9130,218 +9162,41 @@
     </w:p>
     <w:p>
       <w:pPr>
-        <w:rPr>
-          <w:rFonts w:ascii="Times New Roman" w:hAnsi="Times New Roman"/>
-          <w:sz w:val="24"/>
-        </w:rPr>
-      </w:pPr>
-      <w:r>
-        <w:rPr>
-          <w:rFonts w:ascii="Times New Roman" w:hAnsi="Times New Roman"/>
-          <w:sz w:val="24"/>
-        </w:rPr>
-        <w:t>Пресвята Тройце, помилуй нас;* Господи, очисти гріхи наші;* Владико, прости беззаконня наші;* Святий, завітай і зціли немочі наші імени твого ради.</w:t>
-      </w:r>
-    </w:p>
-    <w:p>
-      <w:pPr>
-        <w:rPr>
-          <w:rFonts w:ascii="Times New Roman" w:hAnsi="Times New Roman"/>
-          <w:sz w:val="24"/>
-        </w:rPr>
-      </w:pPr>
-      <w:r>
-        <w:rPr>
-          <w:rFonts w:ascii="Times New Roman" w:hAnsi="Times New Roman"/>
-          <w:sz w:val="24"/>
-        </w:rPr>
-        <w:t xml:space="preserve">Господи, помилуй </w:t>
-      </w:r>
-      <w:r>
-        <w:rPr>
-          <w:rFonts w:ascii="Times New Roman" w:hAnsi="Times New Roman"/>
-          <w:i/>
-          <w:color w:val="FF0000"/>
-          <w:sz w:val="24"/>
-        </w:rPr>
-        <w:t>(3 р.)</w:t>
-      </w:r>
-      <w:r>
-        <w:rPr>
-          <w:rFonts w:ascii="Times New Roman" w:hAnsi="Times New Roman"/>
-          <w:sz w:val="24"/>
-        </w:rPr>
-        <w:t>.</w:t>
-      </w:r>
-    </w:p>
-    <w:p>
-      <w:pPr>
-        <w:rPr>
-          <w:rFonts w:ascii="Times New Roman" w:hAnsi="Times New Roman"/>
-          <w:sz w:val="24"/>
-        </w:rPr>
-      </w:pPr>
-      <w:r>
-        <w:rPr>
-          <w:rFonts w:ascii="Times New Roman" w:hAnsi="Times New Roman"/>
-          <w:sz w:val="24"/>
-        </w:rPr>
-        <w:t>Слава Отцю, і Сину, і Святому Духові,* і нині, і повсякчас, і на віки вічні. Амінь.</w:t>
-      </w:r>
-    </w:p>
-    <w:p>
-      <w:pPr>
-        <w:rPr>
-          <w:rFonts w:ascii="Times New Roman" w:hAnsi="Times New Roman"/>
-          <w:sz w:val="24"/>
-        </w:rPr>
-      </w:pPr>
-      <w:r>
-        <w:rPr>
-          <w:rFonts w:ascii="Times New Roman" w:hAnsi="Times New Roman"/>
-          <w:sz w:val="24"/>
-        </w:rPr>
-        <w:t>Отче наш, що єси на небесах,* нехай святиться ім’я твоє,* нехай прийде царство твоє,* нехай буде воля твоя, як на небі, так і на землі.* Хліб наш насущний дай нам сьогодні,* і прости нам провини наші,* як і ми прощаємо винуватцям нашим,* і не введи нас у спокусу,* але визволи нас від лукавого.</w:t>
-      </w:r>
-    </w:p>
-    <w:p>
-      <w:pPr>
-        <w:rPr>
-          <w:rFonts w:ascii="Times New Roman" w:hAnsi="Times New Roman"/>
-          <w:sz w:val="24"/>
-        </w:rPr>
-      </w:pPr>
-      <w:r>
-        <w:rPr>
-          <w:rFonts w:ascii="Times New Roman" w:hAnsi="Times New Roman"/>
-          <w:i/>
-          <w:color w:val="FF0000"/>
-          <w:sz w:val="24"/>
-        </w:rPr>
-        <w:t xml:space="preserve">Священик: </w:t>
-      </w:r>
-      <w:r>
-        <w:rPr>
-          <w:rFonts w:ascii="Times New Roman" w:hAnsi="Times New Roman"/>
-          <w:sz w:val="24"/>
-        </w:rPr>
-        <w:t>Бо твоє є царство, і сила, і слава, Отця, і Сина, і Святого Духа, нині і повсякчас, і на віки вічні.</w:t>
-      </w:r>
-    </w:p>
-    <w:p>
-      <w:pPr>
-        <w:rPr>
-          <w:rFonts w:ascii="Times New Roman" w:hAnsi="Times New Roman"/>
-          <w:sz w:val="24"/>
-        </w:rPr>
-      </w:pPr>
-      <w:r>
-        <w:rPr>
-          <w:rFonts w:ascii="Times New Roman" w:hAnsi="Times New Roman"/>
-          <w:i/>
-          <w:color w:val="FF0000"/>
-          <w:sz w:val="24"/>
-        </w:rPr>
-        <w:t xml:space="preserve">Вірні: </w:t>
-      </w:r>
-      <w:r>
-        <w:rPr>
-          <w:rFonts w:ascii="Times New Roman" w:hAnsi="Times New Roman"/>
-          <w:sz w:val="24"/>
-        </w:rPr>
-        <w:t>Амінь.</w:t>
-      </w:r>
-    </w:p>
-    <w:p>
-      <w:pPr>
-        <w:rPr>
-          <w:rFonts w:ascii="Times New Roman" w:hAnsi="Times New Roman"/>
-          <w:sz w:val="24"/>
-        </w:rPr>
-      </w:pPr>
-      <w:r>
-        <w:rPr>
-          <w:rFonts w:ascii="Times New Roman" w:hAnsi="Times New Roman"/>
-          <w:sz w:val="24"/>
-        </w:rPr>
-        <w:t xml:space="preserve">Господи, помилуй </w:t>
-      </w:r>
-      <w:r>
-        <w:rPr>
-          <w:rFonts w:ascii="Times New Roman" w:hAnsi="Times New Roman"/>
-          <w:i/>
-          <w:color w:val="FF0000"/>
-          <w:sz w:val="24"/>
-        </w:rPr>
-        <w:t>(12 р.)</w:t>
-      </w:r>
-      <w:r>
-        <w:rPr>
-          <w:rFonts w:ascii="Times New Roman" w:hAnsi="Times New Roman"/>
-          <w:sz w:val="24"/>
-        </w:rPr>
-        <w:t>.</w:t>
-      </w:r>
-    </w:p>
-    <w:p>
-      <w:pPr>
-        <w:rPr>
-          <w:rFonts w:ascii="Times New Roman" w:hAnsi="Times New Roman"/>
-          <w:sz w:val="24"/>
-        </w:rPr>
-      </w:pPr>
-      <w:r>
-        <w:rPr>
-          <w:rFonts w:ascii="Times New Roman" w:hAnsi="Times New Roman"/>
-          <w:sz w:val="24"/>
-        </w:rPr>
-        <w:t>Слава Отцю, і Сину, і Святому Духові,* і нині, і повсякчас, і на віки вічні. Амінь.</w:t>
-      </w:r>
-    </w:p>
-    <w:p>
-      <w:pPr>
-        <w:rPr>
-          <w:rFonts w:ascii="Times New Roman" w:hAnsi="Times New Roman"/>
-          <w:sz w:val="24"/>
-        </w:rPr>
-      </w:pPr>
-      <w:r>
-        <w:rPr>
-          <w:rFonts w:ascii="Times New Roman" w:hAnsi="Times New Roman"/>
-          <w:sz w:val="24"/>
-        </w:rPr>
-        <w:t>Прийдіте, поклонімся* Цареві нашому Богу.</w:t>
-      </w:r>
-    </w:p>
-    <w:p>
-      <w:pPr>
-        <w:rPr>
-          <w:rFonts w:ascii="Times New Roman" w:hAnsi="Times New Roman"/>
-          <w:sz w:val="24"/>
-        </w:rPr>
-      </w:pPr>
-      <w:r>
-        <w:rPr>
-          <w:rFonts w:ascii="Times New Roman" w:hAnsi="Times New Roman"/>
-          <w:sz w:val="24"/>
-        </w:rPr>
-        <w:t>Прийдіте, поклонімся* Христові, Цареві нашому Богу.</w:t>
-      </w:r>
-    </w:p>
-    <w:p>
-      <w:pPr>
-        <w:rPr>
-          <w:rFonts w:ascii="Times New Roman" w:hAnsi="Times New Roman"/>
-          <w:sz w:val="24"/>
-          <w:szCs w:val="32"/>
-        </w:rPr>
-      </w:pPr>
-      <w:r>
-        <w:rPr>
-          <w:rFonts w:ascii="Times New Roman" w:hAnsi="Times New Roman"/>
-          <w:sz w:val="24"/>
-        </w:rPr>
-        <w:t>Прийдіте, поклонімся і припадім* до самого Господа Ісуса Христа, Царя і Бога нашого.</w:t>
+        <w:spacing w:after="120"/>
+        <w:jc w:val="both"/>
+      </w:pPr>
+      <w:r>
+        <w:rPr>
+          <w:rFonts w:ascii="Times New Roman" w:hAnsi="Times New Roman"/>
+          <w:sz w:val="24"/>
+        </w:rPr>
+        <w:t>Прийді́те, поклоні́мся* царе́ві на́шому – Бо́гу.</w:t>
+      </w:r>
+    </w:p>
+    <w:p>
+      <w:pPr>
+        <w:spacing w:after="120"/>
+        <w:jc w:val="both"/>
+      </w:pPr>
+      <w:r>
+        <w:rPr>
+          <w:rFonts w:ascii="Times New Roman" w:hAnsi="Times New Roman"/>
+          <w:sz w:val="24"/>
+        </w:rPr>
+        <w:t>Прийді́те, поклоні́мся* Христо́ві, царе́ві на́шому – Бо́гу.</w:t>
+      </w:r>
+    </w:p>
+    <w:p>
+      <w:pPr>
+        <w:spacing w:after="120"/>
+        <w:jc w:val="both"/>
+      </w:pPr>
+      <w:r>
+        <w:rPr>
+          <w:rFonts w:ascii="Times New Roman" w:hAnsi="Times New Roman"/>
+          <w:sz w:val="24"/>
+        </w:rPr>
+        <w:t>Прийді́те, поклоні́мся і припаді́м* до само́го Го́спода Ісу́са Христа́ – царя́ і Бо́га на́шого.</w:t>
       </w:r>
     </w:p>
     <w:p>
@@ -10108,17 +9963,15 @@
     </w:p>
     <w:p>
       <w:pPr>
-        <w:rPr>
-          <w:rFonts w:ascii="Times New Roman" w:hAnsi="Times New Roman"/>
-          <w:sz w:val="24"/>
-        </w:rPr>
-      </w:pPr>
-      <w:r>
-        <w:rPr>
-          <w:rFonts w:ascii="Times New Roman" w:hAnsi="Times New Roman"/>
-          <w:sz w:val="24"/>
-        </w:rPr>
-        <w:t xml:space="preserve">Господи, помилуй </w:t>
+        <w:spacing w:after="120"/>
+        <w:jc w:val="both"/>
+      </w:pPr>
+      <w:r>
+        <w:rPr>
+          <w:rFonts w:ascii="Times New Roman" w:hAnsi="Times New Roman"/>
+          <w:sz w:val="24"/>
+        </w:rPr>
+        <w:t xml:space="preserve">Господи, помилуй. </w:t>
       </w:r>
       <w:r>
         <w:rPr>
@@ -10128,13 +9981,6 @@
           <w:sz w:val="24"/>
         </w:rPr>
         <w:t>(3 р.)</w:t>
-      </w:r>
-      <w:r>
-        <w:rPr>
-          <w:rFonts w:ascii="Times New Roman" w:hAnsi="Times New Roman"/>
-          <w:sz w:val="24"/>
-        </w:rPr>
-        <w:t>.</w:t>
       </w:r>
     </w:p>
     <w:p>
@@ -10323,7 +10169,7 @@
           <w:rFonts w:ascii="Times New Roman" w:hAnsi="Times New Roman"/>
           <w:sz w:val="24"/>
         </w:rPr>
-        <w:t> Щоб сподобилися ми слухання святого євангелія, Господа Бога молім.</w:t>
+        <w:t xml:space="preserve"> Щоб сподобилися ми слухання святого євангелія, Господа Бога молім.</w:t>
       </w:r>
     </w:p>
     <w:p>
@@ -10348,7 +10194,7 @@
           <w:rFonts w:ascii="Times New Roman" w:hAnsi="Times New Roman"/>
           <w:sz w:val="24"/>
         </w:rPr>
-        <w:t>: Господи, помилуй </w:t>
+        <w:t xml:space="preserve">: Господи, помилуй </w:t>
       </w:r>
       <w:r>
         <w:rPr>
@@ -10389,7 +10235,7 @@
           <w:rFonts w:ascii="Times New Roman" w:hAnsi="Times New Roman"/>
           <w:sz w:val="24"/>
         </w:rPr>
-        <w:t> Мир всім.</w:t>
+        <w:t xml:space="preserve"> Мир всім.</w:t>
       </w:r>
     </w:p>
     <w:p>
@@ -10441,7 +10287,7 @@
           <w:rFonts w:ascii="Times New Roman" w:hAnsi="Times New Roman"/>
           <w:sz w:val="24"/>
         </w:rPr>
-        <w:t> Премудрість, прості, вислухаймо святого Євангелія.</w:t>
+        <w:t xml:space="preserve"> Премудрість, прості, вислухаймо святого Євангелія.</w:t>
       </w:r>
     </w:p>
     <w:p>
@@ -10466,7 +10312,7 @@
           <w:rFonts w:ascii="Times New Roman" w:hAnsi="Times New Roman"/>
           <w:sz w:val="24"/>
         </w:rPr>
-        <w:t> Від Марка святого Євангелія читання.</w:t>
+        <w:t xml:space="preserve"> Від Марка святого Євангелія читання.</w:t>
       </w:r>
     </w:p>
     <w:p>
@@ -10484,7 +10330,7 @@
           <w:color w:val="FF0000"/>
           <w:sz w:val="24"/>
         </w:rPr>
-        <w:t>Вірні: </w:t>
+        <w:t xml:space="preserve">Вірні: </w:t>
       </w:r>
       <w:r>
         <w:rPr>
@@ -10517,7 +10363,7 @@
           <w:rFonts w:ascii="Times New Roman" w:hAnsi="Times New Roman"/>
           <w:sz w:val="24"/>
         </w:rPr>
-        <w:t> Будьмо уважні.</w:t>
+        <w:t xml:space="preserve"> Будьмо уважні.</w:t>
       </w:r>
     </w:p>
     <w:p>
@@ -10863,17 +10709,15 @@
     </w:p>
     <w:p>
       <w:pPr>
-        <w:rPr>
-          <w:rFonts w:ascii="Times New Roman" w:hAnsi="Times New Roman"/>
-          <w:sz w:val="24"/>
-        </w:rPr>
-      </w:pPr>
-      <w:r>
-        <w:rPr>
-          <w:rFonts w:ascii="Times New Roman" w:hAnsi="Times New Roman"/>
-          <w:sz w:val="24"/>
-        </w:rPr>
-        <w:t xml:space="preserve">Святий Боже, святий Кріпкий, святий Безсмертний, помилуй нас </w:t>
+        <w:spacing w:after="120"/>
+        <w:jc w:val="both"/>
+      </w:pPr>
+      <w:r>
+        <w:rPr>
+          <w:rFonts w:ascii="Times New Roman" w:hAnsi="Times New Roman"/>
+          <w:sz w:val="24"/>
+        </w:rPr>
+        <w:t xml:space="preserve">Святий Боже, святий Кріпкий, святий Безсмертний, помилуй нас. </w:t>
       </w:r>
       <w:r>
         <w:rPr>
@@ -10884,13 +10728,6 @@
         </w:rPr>
         <w:t>(3 р.)</w:t>
       </w:r>
-      <w:r>
-        <w:rPr>
-          <w:rFonts w:ascii="Times New Roman" w:hAnsi="Times New Roman"/>
-          <w:sz w:val="24"/>
-        </w:rPr>
-        <w:t>.</w:t>
-      </w:r>
     </w:p>
     <w:p>
       <w:pPr>
@@ -10924,17 +10761,15 @@
     </w:p>
     <w:p>
       <w:pPr>
-        <w:rPr>
-          <w:rFonts w:ascii="Times New Roman" w:hAnsi="Times New Roman"/>
-          <w:sz w:val="24"/>
-        </w:rPr>
-      </w:pPr>
-      <w:r>
-        <w:rPr>
-          <w:rFonts w:ascii="Times New Roman" w:hAnsi="Times New Roman"/>
-          <w:sz w:val="24"/>
-        </w:rPr>
-        <w:t xml:space="preserve">Господи, помилуй </w:t>
+        <w:spacing w:after="120"/>
+        <w:jc w:val="both"/>
+      </w:pPr>
+      <w:r>
+        <w:rPr>
+          <w:rFonts w:ascii="Times New Roman" w:hAnsi="Times New Roman"/>
+          <w:sz w:val="24"/>
+        </w:rPr>
+        <w:t xml:space="preserve">Господи, помилуй. </w:t>
       </w:r>
       <w:r>
         <w:rPr>
@@ -10944,13 +10779,6 @@
           <w:sz w:val="24"/>
         </w:rPr>
         <w:t>(3 р.)</w:t>
-      </w:r>
-      <w:r>
-        <w:rPr>
-          <w:rFonts w:ascii="Times New Roman" w:hAnsi="Times New Roman"/>
-          <w:sz w:val="24"/>
-        </w:rPr>
-        <w:t>.</w:t>
       </w:r>
     </w:p>
     <w:p>
@@ -11104,17 +10932,15 @@
     </w:p>
     <w:p>
       <w:pPr>
-        <w:rPr>
-          <w:rFonts w:ascii="Times New Roman" w:hAnsi="Times New Roman"/>
-          <w:sz w:val="24"/>
-        </w:rPr>
-      </w:pPr>
-      <w:r>
-        <w:rPr>
-          <w:rFonts w:ascii="Times New Roman" w:hAnsi="Times New Roman"/>
-          <w:sz w:val="24"/>
-        </w:rPr>
-        <w:t xml:space="preserve">Господи, помилуй </w:t>
+        <w:spacing w:after="120"/>
+        <w:jc w:val="both"/>
+      </w:pPr>
+      <w:r>
+        <w:rPr>
+          <w:rFonts w:ascii="Times New Roman" w:hAnsi="Times New Roman"/>
+          <w:sz w:val="24"/>
+        </w:rPr>
+        <w:t xml:space="preserve">Господи, помилуй. </w:t>
       </w:r>
       <w:r>
         <w:rPr>
@@ -11125,13 +10951,6 @@
         </w:rPr>
         <w:t>(3 р.)</w:t>
       </w:r>
-      <w:r>
-        <w:rPr>
-          <w:rFonts w:ascii="Times New Roman" w:hAnsi="Times New Roman"/>
-          <w:sz w:val="24"/>
-        </w:rPr>
-        <w:t>.</w:t>
-      </w:r>
     </w:p>
     <w:p>
       <w:pPr>
@@ -11361,23 +11180,32 @@
     <w:bookmarkEnd w:id="2"/>
     <w:p>
       <w:pPr>
-        <w:rPr>
-          <w:rFonts w:ascii="Times New Roman" w:hAnsi="Times New Roman"/>
-          <w:i/>
-          <w:iCs/>
-          <w:color w:val="FF0000"/>
-          <w:sz w:val="24"/>
-        </w:rPr>
-      </w:pPr>
-      <w:r>
-        <w:rPr>
-          <w:rFonts w:ascii="Times New Roman" w:hAnsi="Times New Roman"/>
-          <w:i/>
-          <w:iCs/>
-          <w:color w:val="FF0000"/>
-          <w:sz w:val="24"/>
-        </w:rPr>
-        <w:t>І знову: молитва св. Єфрема і доземний поклін.</w:t>
+        <w:spacing w:after="120"/>
+      </w:pPr>
+      <w:r>
+        <w:rPr>
+          <w:rFonts w:ascii="Times New Roman" w:hAnsi="Times New Roman"/>
+          <w:color w:val="303030"/>
+          <w:sz w:val="24"/>
+        </w:rPr>
+        <w:t xml:space="preserve">Го́споди і Влади́ко життя́ мого́! Духа ліни́вства, недбайли́вости, властолю́б'я і пустомо́вства віджени́ від ме́не. Ду́ха чистоти́, поко́ри, терпели́вости й любо́ви дару́й мені, </w:t>
+      </w:r>
+      <w:r>
+        <w:rPr>
+          <w:rFonts w:ascii="Times New Roman" w:hAnsi="Times New Roman"/>
+          <w:color w:val="303030"/>
+          <w:sz w:val="24"/>
+        </w:rPr>
+        <w:t xml:space="preserve">слузі́ Твоє́му. Так, Го́споди, Ца́рю! Дай мені́ ба́чити гріхи́ мої́ і не осу́джувати бра́та мого́, бо Ти благослове́нний на ві́ки вікі́в. Амі́нь. </w:t>
+      </w:r>
+      <w:r>
+        <w:rPr>
+          <w:rFonts w:ascii="Times New Roman" w:hAnsi="Times New Roman"/>
+          <w:i/>
+          <w:color w:val="FF3333"/>
+          <w:sz w:val="24"/>
+        </w:rPr>
+        <w:t>(Доземний поклін)</w:t>
       </w:r>
     </w:p>
     <w:p>
@@ -11401,17 +11229,15 @@
     </w:p>
     <w:p>
       <w:pPr>
-        <w:rPr>
-          <w:rFonts w:ascii="Times New Roman" w:hAnsi="Times New Roman"/>
-          <w:sz w:val="24"/>
-        </w:rPr>
-      </w:pPr>
-      <w:r>
-        <w:rPr>
-          <w:rFonts w:ascii="Times New Roman" w:hAnsi="Times New Roman"/>
-          <w:sz w:val="24"/>
-        </w:rPr>
-        <w:t xml:space="preserve">Святий Боже, святий Кріпкий, святий Безсмертний, помилуй нас </w:t>
+        <w:spacing w:after="120"/>
+        <w:jc w:val="both"/>
+      </w:pPr>
+      <w:r>
+        <w:rPr>
+          <w:rFonts w:ascii="Times New Roman" w:hAnsi="Times New Roman"/>
+          <w:sz w:val="24"/>
+        </w:rPr>
+        <w:t xml:space="preserve">Святий Боже, святий Кріпкий, святий Безсмертний, помилуй нас. </w:t>
       </w:r>
       <w:r>
         <w:rPr>
@@ -11422,13 +11248,6 @@
         </w:rPr>
         <w:t>(3 р.)</w:t>
       </w:r>
-      <w:r>
-        <w:rPr>
-          <w:rFonts w:ascii="Times New Roman" w:hAnsi="Times New Roman"/>
-          <w:sz w:val="24"/>
-        </w:rPr>
-        <w:t>.</w:t>
-      </w:r>
     </w:p>
     <w:p>
       <w:pPr>
@@ -11462,17 +11281,15 @@
     </w:p>
     <w:p>
       <w:pPr>
-        <w:rPr>
-          <w:rFonts w:ascii="Times New Roman" w:hAnsi="Times New Roman"/>
-          <w:sz w:val="24"/>
-        </w:rPr>
-      </w:pPr>
-      <w:r>
-        <w:rPr>
-          <w:rFonts w:ascii="Times New Roman" w:hAnsi="Times New Roman"/>
-          <w:sz w:val="24"/>
-        </w:rPr>
-        <w:t xml:space="preserve">Господи, помилуй </w:t>
+        <w:spacing w:after="120"/>
+        <w:jc w:val="both"/>
+      </w:pPr>
+      <w:r>
+        <w:rPr>
+          <w:rFonts w:ascii="Times New Roman" w:hAnsi="Times New Roman"/>
+          <w:sz w:val="24"/>
+        </w:rPr>
+        <w:t xml:space="preserve">Господи, помилуй. </w:t>
       </w:r>
       <w:r>
         <w:rPr>
@@ -11482,13 +11299,6 @@
           <w:sz w:val="24"/>
         </w:rPr>
         <w:t>(3 р.)</w:t>
-      </w:r>
-      <w:r>
-        <w:rPr>
-          <w:rFonts w:ascii="Times New Roman" w:hAnsi="Times New Roman"/>
-          <w:sz w:val="24"/>
-        </w:rPr>
-        <w:t>.</w:t>
       </w:r>
     </w:p>
     <w:p>
@@ -11647,26 +11457,32 @@
     </w:p>
     <w:p>
       <w:pPr>
-        <w:rPr>
-          <w:rFonts w:ascii="Times New Roman" w:hAnsi="Times New Roman"/>
-          <w:sz w:val="24"/>
-        </w:rPr>
-      </w:pPr>
-      <w:r>
-        <w:rPr>
-          <w:rFonts w:ascii="Times New Roman" w:hAnsi="Times New Roman"/>
-          <w:i/>
-          <w:color w:val="FF0000"/>
-          <w:sz w:val="24"/>
-        </w:rPr>
-        <w:t xml:space="preserve">Священик: </w:t>
-      </w:r>
-      <w:r>
-        <w:rPr>
-          <w:rFonts w:ascii="Times New Roman" w:hAnsi="Times New Roman"/>
-          <w:sz w:val="24"/>
-        </w:rPr>
-        <w:t>Слава тобі, Христе Боже, надіє наша, слава тобі!</w:t>
+        <w:spacing w:after="120"/>
+        <w:jc w:val="both"/>
+      </w:pPr>
+      <w:r>
+        <w:rPr>
+          <w:rFonts w:ascii="Times New Roman" w:hAnsi="Times New Roman"/>
+          <w:i/>
+          <w:color w:val="FF0000"/>
+          <w:sz w:val="24"/>
+        </w:rPr>
+        <w:t>Священик:</w:t>
+      </w:r>
+      <w:r>
+        <w:rPr>
+          <w:rFonts w:ascii="Times New Roman" w:hAnsi="Times New Roman"/>
+          <w:color w:val="FF0000"/>
+          <w:sz w:val="24"/>
+        </w:rPr>
+        <w:t xml:space="preserve"> </w:t>
+      </w:r>
+      <w:r>
+        <w:rPr>
+          <w:rFonts w:ascii="Times New Roman" w:hAnsi="Times New Roman"/>
+          <w:sz w:val="24"/>
+        </w:rPr>
+        <w:t>Слава тобі, Христе Боже, уповання наше, слава тобі!</w:t>
       </w:r>
     </w:p>
     <w:p>
